--- a/modelling/part_2/results_gam_best_k.docx
+++ b/modelling/part_2/results_gam_best_k.docx
@@ -3,13 +3,20 @@
 <w:document xmlns:wpc="http://schemas.microsoft.com/office/word/2010/wordprocessingCanvas" xmlns:cx="http://schemas.microsoft.com/office/drawing/2014/chartex" xmlns:cx1="http://schemas.microsoft.com/office/drawing/2015/9/8/chartex" xmlns:cx2="http://schemas.microsoft.com/office/drawing/2015/10/21/chartex" xmlns:cx3="http://schemas.microsoft.com/office/drawing/2016/5/9/chartex" xmlns:cx4="http://schemas.microsoft.com/office/drawing/2016/5/10/chartex" xmlns:cx5="http://schemas.microsoft.com/office/drawing/2016/5/11/chartex" xmlns:cx6="http://schemas.microsoft.com/office/drawing/2016/5/12/chartex" xmlns:cx7="http://schemas.microsoft.com/office/drawing/2016/5/13/chartex" xmlns:cx8="http://schemas.microsoft.com/office/drawing/2016/5/14/chartex" xmlns:mc="http://schemas.openxmlformats.org/markup-compatibility/2006" xmlns:aink="http://schemas.microsoft.com/office/drawing/2016/ink" xmlns:am3d="http://schemas.microsoft.com/office/drawing/2017/model3d" xmlns:o="urn:schemas-microsoft-com:office:office" xmlns:oel="http://schemas.microsoft.com/office/2019/extlst" xmlns:r="http://schemas.openxmlformats.org/officeDocument/2006/relationships" xmlns:m="http://schemas.openxmlformats.org/officeDocument/2006/math" xmlns:v="urn:schemas-microsoft-com:vml" xmlns:wp14="http://schemas.microsoft.com/office/word/2010/wordprocessingDrawing" xmlns:wp="http://schemas.openxmlformats.org/drawingml/2006/wordprocessingDrawing" xmlns:w10="urn:schemas-microsoft-com:office:word" xmlns:w="http://schemas.openxmlformats.org/wordprocessingml/2006/main" xmlns:w14="http://schemas.microsoft.com/office/word/2010/wordml" xmlns:w15="http://schemas.microsoft.com/office/word/2012/wordml" xmlns:w16cex="http://schemas.microsoft.com/office/word/2018/wordml/cex" xmlns:w16cid="http://schemas.microsoft.com/office/word/2016/wordml/cid" xmlns:w16="http://schemas.microsoft.com/office/word/2018/wordml" xmlns:w16du="http://schemas.microsoft.com/office/word/2023/wordml/word16du" xmlns:w16sdtdh="http://schemas.microsoft.com/office/word/2020/wordml/sdtdatahash" xmlns:w16sdtfl="http://schemas.microsoft.com/office/word/2024/wordml/sdtformatlock" xmlns:w16se="http://schemas.microsoft.com/office/word/2015/wordml/symex" xmlns:wpg="http://schemas.microsoft.com/office/word/2010/wordprocessingGroup" xmlns:wpi="http://schemas.microsoft.com/office/word/2010/wordprocessingInk" xmlns:wne="http://schemas.microsoft.com/office/word/2006/wordml" xmlns:wps="http://schemas.microsoft.com/office/word/2010/wordprocessingShape" mc:Ignorable="w14 w15 w16se w16cid w16 w16cex w16sdtdh w16sdtfl w16du wp14">
   <w:body>
     <w:p>
-      <w:proofErr w:type="spellStart"/>
-      <w:r>
-        <w:t>Best</w:t>
-      </w:r>
-      <w:proofErr w:type="spellEnd"/>
-      <w:r>
-        <w:t xml:space="preserve"> K </w:t>
+      <w:pPr>
+        <w:rPr>
+          <w:b/>
+          <w:bCs/>
+          <w:lang w:val="en-US"/>
+        </w:rPr>
+      </w:pPr>
+      <w:r>
+        <w:rPr>
+          <w:b/>
+          <w:bCs/>
+          <w:lang w:val="en-US"/>
+        </w:rPr>
+        <w:t xml:space="preserve">Best K </w:t>
       </w:r>
     </w:p>
     <w:p>
@@ -132,14 +139,7 @@
         <w:rPr>
           <w:lang w:val="en-US"/>
         </w:rPr>
-        <w:t xml:space="preserve">2     </w:t>
-      </w:r>
-      <w:proofErr w:type="gramStart"/>
-      <w:r>
-        <w:rPr>
-          <w:lang w:val="en-US"/>
-        </w:rPr>
-        <w:t xml:space="preserve">7  </w:t>
+        <w:t xml:space="preserve">2     7  </w:t>
       </w:r>
       <w:r>
         <w:rPr>
@@ -152,34 +152,20 @@
         <w:rPr>
           <w:lang w:val="en-US"/>
         </w:rPr>
-        <w:t>176</w:t>
-      </w:r>
-      <w:proofErr w:type="gramEnd"/>
-      <w:r>
-        <w:rPr>
-          <w:lang w:val="en-US"/>
-        </w:rPr>
-        <w:t>.</w:t>
-      </w:r>
-    </w:p>
-    <w:p>
-      <w:pPr>
-        <w:rPr>
-          <w:lang w:val="en-US"/>
-        </w:rPr>
-      </w:pPr>
-      <w:r>
-        <w:rPr>
-          <w:lang w:val="en-US"/>
-        </w:rPr>
-        <w:t xml:space="preserve">3    </w:t>
-      </w:r>
-      <w:proofErr w:type="gramStart"/>
-      <w:r>
-        <w:rPr>
-          <w:lang w:val="en-US"/>
-        </w:rPr>
-        <w:t xml:space="preserve">10  </w:t>
+        <w:t>176.</w:t>
+      </w:r>
+    </w:p>
+    <w:p>
+      <w:pPr>
+        <w:rPr>
+          <w:lang w:val="en-US"/>
+        </w:rPr>
+      </w:pPr>
+      <w:r>
+        <w:rPr>
+          <w:lang w:val="en-US"/>
+        </w:rPr>
+        <w:t xml:space="preserve">3    10  </w:t>
       </w:r>
       <w:r>
         <w:rPr>
@@ -192,34 +178,20 @@
         <w:rPr>
           <w:lang w:val="en-US"/>
         </w:rPr>
-        <w:t>916</w:t>
-      </w:r>
-      <w:proofErr w:type="gramEnd"/>
-      <w:r>
-        <w:rPr>
-          <w:lang w:val="en-US"/>
-        </w:rPr>
-        <w:t>.</w:t>
-      </w:r>
-    </w:p>
-    <w:p>
-      <w:pPr>
-        <w:rPr>
-          <w:lang w:val="en-US"/>
-        </w:rPr>
-      </w:pPr>
-      <w:r>
-        <w:rPr>
-          <w:lang w:val="en-US"/>
-        </w:rPr>
-        <w:t xml:space="preserve">4    </w:t>
-      </w:r>
-      <w:proofErr w:type="gramStart"/>
-      <w:r>
-        <w:rPr>
-          <w:lang w:val="en-US"/>
-        </w:rPr>
-        <w:t xml:space="preserve">15  </w:t>
+        <w:t>916.</w:t>
+      </w:r>
+    </w:p>
+    <w:p>
+      <w:pPr>
+        <w:rPr>
+          <w:lang w:val="en-US"/>
+        </w:rPr>
+      </w:pPr>
+      <w:r>
+        <w:rPr>
+          <w:lang w:val="en-US"/>
+        </w:rPr>
+        <w:t xml:space="preserve">4    15  </w:t>
       </w:r>
       <w:r>
         <w:rPr>
@@ -232,34 +204,20 @@
         <w:rPr>
           <w:lang w:val="en-US"/>
         </w:rPr>
-        <w:t>980</w:t>
-      </w:r>
-      <w:proofErr w:type="gramEnd"/>
-      <w:r>
-        <w:rPr>
-          <w:lang w:val="en-US"/>
-        </w:rPr>
-        <w:t>.</w:t>
-      </w:r>
-    </w:p>
-    <w:p>
-      <w:pPr>
-        <w:rPr>
-          <w:lang w:val="en-US"/>
-        </w:rPr>
-      </w:pPr>
-      <w:r>
-        <w:rPr>
-          <w:lang w:val="en-US"/>
-        </w:rPr>
-        <w:t xml:space="preserve">5    </w:t>
-      </w:r>
-      <w:proofErr w:type="gramStart"/>
-      <w:r>
-        <w:rPr>
-          <w:lang w:val="en-US"/>
-        </w:rPr>
-        <w:t xml:space="preserve">20  </w:t>
+        <w:t>980.</w:t>
+      </w:r>
+    </w:p>
+    <w:p>
+      <w:pPr>
+        <w:rPr>
+          <w:lang w:val="en-US"/>
+        </w:rPr>
+      </w:pPr>
+      <w:r>
+        <w:rPr>
+          <w:lang w:val="en-US"/>
+        </w:rPr>
+        <w:t xml:space="preserve">5    20  </w:t>
       </w:r>
       <w:r>
         <w:rPr>
@@ -272,34 +230,1442 @@
         <w:rPr>
           <w:lang w:val="en-US"/>
         </w:rPr>
-        <w:t>495</w:t>
-      </w:r>
-      <w:proofErr w:type="gramEnd"/>
-      <w:r>
-        <w:rPr>
-          <w:lang w:val="en-US"/>
-        </w:rPr>
-        <w:t>.</w:t>
-      </w:r>
-    </w:p>
-    <w:p>
-      <w:pPr>
-        <w:rPr>
-          <w:lang w:val="en-US"/>
-        </w:rPr>
-      </w:pPr>
-      <w:r>
-        <w:rPr>
-          <w:lang w:val="en-US"/>
-        </w:rPr>
-        <w:t>Summary T</w:t>
-      </w:r>
-      <w:r>
-        <w:rPr>
-          <w:lang w:val="en-US"/>
-        </w:rPr>
-        <w:t>able</w:t>
-      </w:r>
+        <w:t>495.</w:t>
+      </w:r>
+    </w:p>
+    <w:p>
+      <w:pPr>
+        <w:rPr>
+          <w:b/>
+          <w:bCs/>
+          <w:lang w:val="en-US"/>
+        </w:rPr>
+      </w:pPr>
+      <w:r>
+        <w:rPr>
+          <w:b/>
+          <w:bCs/>
+          <w:lang w:val="en-US"/>
+        </w:rPr>
+        <w:t>Summary Table</w:t>
+      </w:r>
+    </w:p>
+    <w:p>
+      <w:pPr>
+        <w:rPr>
+          <w:sz w:val="20"/>
+          <w:szCs w:val="20"/>
+          <w:lang w:val="en-US"/>
+        </w:rPr>
+      </w:pPr>
+      <w:r>
+        <w:rPr>
+          <w:sz w:val="20"/>
+          <w:szCs w:val="20"/>
+          <w:lang w:val="en-US"/>
+        </w:rPr>
+        <w:t xml:space="preserve">Family: </w:t>
+      </w:r>
+      <w:proofErr w:type="spellStart"/>
+      <w:r>
+        <w:rPr>
+          <w:sz w:val="20"/>
+          <w:szCs w:val="20"/>
+          <w:lang w:val="en-US"/>
+        </w:rPr>
+        <w:t>poisson</w:t>
+      </w:r>
+      <w:proofErr w:type="spellEnd"/>
+      <w:r>
+        <w:rPr>
+          <w:sz w:val="20"/>
+          <w:szCs w:val="20"/>
+          <w:lang w:val="en-US"/>
+        </w:rPr>
+        <w:t xml:space="preserve"> </w:t>
+      </w:r>
+    </w:p>
+    <w:p>
+      <w:pPr>
+        <w:rPr>
+          <w:sz w:val="20"/>
+          <w:szCs w:val="20"/>
+          <w:lang w:val="en-US"/>
+        </w:rPr>
+      </w:pPr>
+      <w:r>
+        <w:rPr>
+          <w:sz w:val="20"/>
+          <w:szCs w:val="20"/>
+          <w:lang w:val="en-US"/>
+        </w:rPr>
+        <w:t xml:space="preserve">Link function: log </w:t>
+      </w:r>
+    </w:p>
+    <w:p>
+      <w:pPr>
+        <w:rPr>
+          <w:sz w:val="20"/>
+          <w:szCs w:val="20"/>
+          <w:lang w:val="en-US"/>
+        </w:rPr>
+      </w:pPr>
+    </w:p>
+    <w:p>
+      <w:pPr>
+        <w:rPr>
+          <w:sz w:val="20"/>
+          <w:szCs w:val="20"/>
+          <w:lang w:val="en-US"/>
+        </w:rPr>
+      </w:pPr>
+      <w:r>
+        <w:rPr>
+          <w:sz w:val="20"/>
+          <w:szCs w:val="20"/>
+          <w:lang w:val="en-US"/>
+        </w:rPr>
+        <w:t>Formula:</w:t>
+      </w:r>
+    </w:p>
+    <w:p>
+      <w:pPr>
+        <w:rPr>
+          <w:sz w:val="20"/>
+          <w:szCs w:val="20"/>
+          <w:lang w:val="en-US"/>
+        </w:rPr>
+      </w:pPr>
+      <w:r>
+        <w:rPr>
+          <w:sz w:val="20"/>
+          <w:szCs w:val="20"/>
+          <w:lang w:val="en-US"/>
+        </w:rPr>
+        <w:t xml:space="preserve">count ~ </w:t>
+      </w:r>
+      <w:proofErr w:type="spellStart"/>
+      <w:r>
+        <w:rPr>
+          <w:sz w:val="20"/>
+          <w:szCs w:val="20"/>
+          <w:lang w:val="en-US"/>
+        </w:rPr>
+        <w:t>te</w:t>
+      </w:r>
+      <w:proofErr w:type="spellEnd"/>
+      <w:r>
+        <w:rPr>
+          <w:sz w:val="20"/>
+          <w:szCs w:val="20"/>
+          <w:lang w:val="en-US"/>
+        </w:rPr>
+        <w:t xml:space="preserve">(Longitude, Latitude, k = 20) + s(elevation, k = 20) + </w:t>
+      </w:r>
+    </w:p>
+    <w:p>
+      <w:pPr>
+        <w:rPr>
+          <w:sz w:val="20"/>
+          <w:szCs w:val="20"/>
+          <w:lang w:val="en-US"/>
+        </w:rPr>
+      </w:pPr>
+      <w:r>
+        <w:rPr>
+          <w:sz w:val="20"/>
+          <w:szCs w:val="20"/>
+          <w:lang w:val="en-US"/>
+        </w:rPr>
+        <w:t xml:space="preserve">    s(</w:t>
+      </w:r>
+      <w:proofErr w:type="spellStart"/>
+      <w:r>
+        <w:rPr>
+          <w:sz w:val="20"/>
+          <w:szCs w:val="20"/>
+          <w:lang w:val="en-US"/>
+        </w:rPr>
+        <w:t>tavg</w:t>
+      </w:r>
+      <w:proofErr w:type="spellEnd"/>
+      <w:r>
+        <w:rPr>
+          <w:sz w:val="20"/>
+          <w:szCs w:val="20"/>
+          <w:lang w:val="en-US"/>
+        </w:rPr>
+        <w:t>, k = 20) + s(</w:t>
+      </w:r>
+      <w:proofErr w:type="spellStart"/>
+      <w:r>
+        <w:rPr>
+          <w:sz w:val="20"/>
+          <w:szCs w:val="20"/>
+          <w:lang w:val="en-US"/>
+        </w:rPr>
+        <w:t>tmax</w:t>
+      </w:r>
+      <w:proofErr w:type="spellEnd"/>
+      <w:r>
+        <w:rPr>
+          <w:sz w:val="20"/>
+          <w:szCs w:val="20"/>
+          <w:lang w:val="en-US"/>
+        </w:rPr>
+        <w:t>, k = 20) + s(</w:t>
+      </w:r>
+      <w:proofErr w:type="spellStart"/>
+      <w:r>
+        <w:rPr>
+          <w:sz w:val="20"/>
+          <w:szCs w:val="20"/>
+          <w:lang w:val="en-US"/>
+        </w:rPr>
+        <w:t>prcp</w:t>
+      </w:r>
+      <w:proofErr w:type="spellEnd"/>
+      <w:r>
+        <w:rPr>
+          <w:sz w:val="20"/>
+          <w:szCs w:val="20"/>
+          <w:lang w:val="en-US"/>
+        </w:rPr>
+        <w:t>, k = 20) + s(</w:t>
+      </w:r>
+      <w:proofErr w:type="spellStart"/>
+      <w:r>
+        <w:rPr>
+          <w:sz w:val="20"/>
+          <w:szCs w:val="20"/>
+          <w:lang w:val="en-US"/>
+        </w:rPr>
+        <w:t>wdir</w:t>
+      </w:r>
+      <w:proofErr w:type="spellEnd"/>
+      <w:r>
+        <w:rPr>
+          <w:sz w:val="20"/>
+          <w:szCs w:val="20"/>
+          <w:lang w:val="en-US"/>
+        </w:rPr>
+        <w:t xml:space="preserve">, </w:t>
+      </w:r>
+    </w:p>
+    <w:p>
+      <w:pPr>
+        <w:rPr>
+          <w:sz w:val="20"/>
+          <w:szCs w:val="20"/>
+          <w:lang w:val="en-US"/>
+        </w:rPr>
+      </w:pPr>
+      <w:r>
+        <w:rPr>
+          <w:sz w:val="20"/>
+          <w:szCs w:val="20"/>
+          <w:lang w:val="en-US"/>
+        </w:rPr>
+        <w:t xml:space="preserve">    k = 20) + s(</w:t>
+      </w:r>
+      <w:proofErr w:type="spellStart"/>
+      <w:r>
+        <w:rPr>
+          <w:sz w:val="20"/>
+          <w:szCs w:val="20"/>
+          <w:lang w:val="en-US"/>
+        </w:rPr>
+        <w:t>wspd</w:t>
+      </w:r>
+      <w:proofErr w:type="spellEnd"/>
+      <w:r>
+        <w:rPr>
+          <w:sz w:val="20"/>
+          <w:szCs w:val="20"/>
+          <w:lang w:val="en-US"/>
+        </w:rPr>
+        <w:t>, k = 20) + s(</w:t>
+      </w:r>
+      <w:proofErr w:type="spellStart"/>
+      <w:r>
+        <w:rPr>
+          <w:sz w:val="20"/>
+          <w:szCs w:val="20"/>
+          <w:lang w:val="en-US"/>
+        </w:rPr>
+        <w:t>pres</w:t>
+      </w:r>
+      <w:proofErr w:type="spellEnd"/>
+      <w:r>
+        <w:rPr>
+          <w:sz w:val="20"/>
+          <w:szCs w:val="20"/>
+          <w:lang w:val="en-US"/>
+        </w:rPr>
+        <w:t>, k = 20)</w:t>
+      </w:r>
+    </w:p>
+    <w:p>
+      <w:pPr>
+        <w:rPr>
+          <w:sz w:val="20"/>
+          <w:szCs w:val="20"/>
+          <w:lang w:val="en-US"/>
+        </w:rPr>
+      </w:pPr>
+    </w:p>
+    <w:p>
+      <w:pPr>
+        <w:rPr>
+          <w:sz w:val="20"/>
+          <w:szCs w:val="20"/>
+          <w:lang w:val="en-US"/>
+        </w:rPr>
+      </w:pPr>
+      <w:r>
+        <w:rPr>
+          <w:sz w:val="20"/>
+          <w:szCs w:val="20"/>
+          <w:lang w:val="en-US"/>
+        </w:rPr>
+        <w:t>Parametric coefficients:</w:t>
+      </w:r>
+    </w:p>
+    <w:p>
+      <w:pPr>
+        <w:rPr>
+          <w:sz w:val="20"/>
+          <w:szCs w:val="20"/>
+          <w:lang w:val="en-US"/>
+        </w:rPr>
+      </w:pPr>
+      <w:r>
+        <w:rPr>
+          <w:sz w:val="20"/>
+          <w:szCs w:val="20"/>
+          <w:lang w:val="en-US"/>
+        </w:rPr>
+        <w:t xml:space="preserve">            Estimate Std. Error z value </w:t>
+      </w:r>
+      <w:proofErr w:type="spellStart"/>
+      <w:r>
+        <w:rPr>
+          <w:sz w:val="20"/>
+          <w:szCs w:val="20"/>
+          <w:lang w:val="en-US"/>
+        </w:rPr>
+        <w:t>Pr</w:t>
+      </w:r>
+      <w:proofErr w:type="spellEnd"/>
+      <w:r>
+        <w:rPr>
+          <w:sz w:val="20"/>
+          <w:szCs w:val="20"/>
+          <w:lang w:val="en-US"/>
+        </w:rPr>
+        <w:t xml:space="preserve">(&gt;|z|)    </w:t>
+      </w:r>
+    </w:p>
+    <w:p>
+      <w:pPr>
+        <w:rPr>
+          <w:sz w:val="20"/>
+          <w:szCs w:val="20"/>
+        </w:rPr>
+      </w:pPr>
+      <w:r>
+        <w:rPr>
+          <w:sz w:val="20"/>
+          <w:szCs w:val="20"/>
+        </w:rPr>
+        <w:t>(</w:t>
+      </w:r>
+      <w:proofErr w:type="spellStart"/>
+      <w:r>
+        <w:rPr>
+          <w:sz w:val="20"/>
+          <w:szCs w:val="20"/>
+        </w:rPr>
+        <w:t>Intercept</w:t>
+      </w:r>
+      <w:proofErr w:type="spellEnd"/>
+      <w:r>
+        <w:rPr>
+          <w:sz w:val="20"/>
+          <w:szCs w:val="20"/>
+        </w:rPr>
+        <w:t>) -0.92785    0.03666  -25.31   &lt;2e-16 ***</w:t>
+      </w:r>
+    </w:p>
+    <w:p>
+      <w:pPr>
+        <w:rPr>
+          <w:sz w:val="20"/>
+          <w:szCs w:val="20"/>
+        </w:rPr>
+      </w:pPr>
+      <w:r>
+        <w:rPr>
+          <w:sz w:val="20"/>
+          <w:szCs w:val="20"/>
+        </w:rPr>
+        <w:t>---</w:t>
+      </w:r>
+    </w:p>
+    <w:p>
+      <w:pPr>
+        <w:rPr>
+          <w:sz w:val="20"/>
+          <w:szCs w:val="20"/>
+          <w:lang w:val="en-US"/>
+        </w:rPr>
+      </w:pPr>
+      <w:proofErr w:type="spellStart"/>
+      <w:r>
+        <w:rPr>
+          <w:sz w:val="20"/>
+          <w:szCs w:val="20"/>
+        </w:rPr>
+        <w:t>Signif</w:t>
+      </w:r>
+      <w:proofErr w:type="spellEnd"/>
+      <w:r>
+        <w:rPr>
+          <w:sz w:val="20"/>
+          <w:szCs w:val="20"/>
+        </w:rPr>
+        <w:t xml:space="preserve">. </w:t>
+      </w:r>
+      <w:proofErr w:type="spellStart"/>
+      <w:r>
+        <w:rPr>
+          <w:sz w:val="20"/>
+          <w:szCs w:val="20"/>
+        </w:rPr>
+        <w:t>codes</w:t>
+      </w:r>
+      <w:proofErr w:type="spellEnd"/>
+      <w:r>
+        <w:rPr>
+          <w:sz w:val="20"/>
+          <w:szCs w:val="20"/>
+        </w:rPr>
+        <w:t xml:space="preserve">:  0 ‘***’ 0.001 ‘**’ 0.01 ‘*’ 0.05 ‘.’ </w:t>
+      </w:r>
+      <w:r>
+        <w:rPr>
+          <w:sz w:val="20"/>
+          <w:szCs w:val="20"/>
+          <w:lang w:val="en-US"/>
+        </w:rPr>
+        <w:t>0.1 ‘ ’ 1</w:t>
+      </w:r>
+    </w:p>
+    <w:p>
+      <w:pPr>
+        <w:rPr>
+          <w:sz w:val="20"/>
+          <w:szCs w:val="20"/>
+          <w:lang w:val="en-US"/>
+        </w:rPr>
+      </w:pPr>
+    </w:p>
+    <w:p>
+      <w:pPr>
+        <w:rPr>
+          <w:sz w:val="20"/>
+          <w:szCs w:val="20"/>
+          <w:lang w:val="en-US"/>
+        </w:rPr>
+      </w:pPr>
+      <w:r>
+        <w:rPr>
+          <w:sz w:val="20"/>
+          <w:szCs w:val="20"/>
+          <w:lang w:val="en-US"/>
+        </w:rPr>
+        <w:t>Approximate significance of smooth terms:</w:t>
+      </w:r>
+    </w:p>
+    <w:p>
+      <w:pPr>
+        <w:rPr>
+          <w:sz w:val="20"/>
+          <w:szCs w:val="20"/>
+          <w:lang w:val="en-US"/>
+        </w:rPr>
+      </w:pPr>
+      <w:r>
+        <w:rPr>
+          <w:sz w:val="20"/>
+          <w:szCs w:val="20"/>
+          <w:lang w:val="en-US"/>
+        </w:rPr>
+        <w:t xml:space="preserve">                          </w:t>
+      </w:r>
+      <w:proofErr w:type="spellStart"/>
+      <w:r>
+        <w:rPr>
+          <w:sz w:val="20"/>
+          <w:szCs w:val="20"/>
+          <w:lang w:val="en-US"/>
+        </w:rPr>
+        <w:t>edf</w:t>
+      </w:r>
+      <w:proofErr w:type="spellEnd"/>
+      <w:r>
+        <w:rPr>
+          <w:sz w:val="20"/>
+          <w:szCs w:val="20"/>
+          <w:lang w:val="en-US"/>
+        </w:rPr>
+        <w:t xml:space="preserve"> </w:t>
+      </w:r>
+      <w:proofErr w:type="spellStart"/>
+      <w:r>
+        <w:rPr>
+          <w:sz w:val="20"/>
+          <w:szCs w:val="20"/>
+          <w:lang w:val="en-US"/>
+        </w:rPr>
+        <w:t>Ref.df</w:t>
+      </w:r>
+      <w:proofErr w:type="spellEnd"/>
+      <w:r>
+        <w:rPr>
+          <w:sz w:val="20"/>
+          <w:szCs w:val="20"/>
+          <w:lang w:val="en-US"/>
+        </w:rPr>
+        <w:t xml:space="preserve">  </w:t>
+      </w:r>
+      <w:proofErr w:type="spellStart"/>
+      <w:r>
+        <w:rPr>
+          <w:sz w:val="20"/>
+          <w:szCs w:val="20"/>
+          <w:lang w:val="en-US"/>
+        </w:rPr>
+        <w:t>Chi.sq</w:t>
+      </w:r>
+      <w:proofErr w:type="spellEnd"/>
+      <w:r>
+        <w:rPr>
+          <w:sz w:val="20"/>
+          <w:szCs w:val="20"/>
+          <w:lang w:val="en-US"/>
+        </w:rPr>
+        <w:t xml:space="preserve"> p-value    </w:t>
+      </w:r>
+    </w:p>
+    <w:p>
+      <w:pPr>
+        <w:rPr>
+          <w:sz w:val="20"/>
+          <w:szCs w:val="20"/>
+        </w:rPr>
+      </w:pPr>
+      <w:r>
+        <w:rPr>
+          <w:sz w:val="20"/>
+          <w:szCs w:val="20"/>
+        </w:rPr>
+        <w:t>te(</w:t>
+      </w:r>
+      <w:proofErr w:type="spellStart"/>
+      <w:r>
+        <w:rPr>
+          <w:sz w:val="20"/>
+          <w:szCs w:val="20"/>
+        </w:rPr>
+        <w:t>Longitude,Latitude</w:t>
+      </w:r>
+      <w:proofErr w:type="spellEnd"/>
+      <w:r>
+        <w:rPr>
+          <w:sz w:val="20"/>
+          <w:szCs w:val="20"/>
+        </w:rPr>
+        <w:t>) 163.13 167.41 55563.1  &lt;2e-16 ***</w:t>
+      </w:r>
+    </w:p>
+    <w:p>
+      <w:pPr>
+        <w:rPr>
+          <w:sz w:val="20"/>
+          <w:szCs w:val="20"/>
+        </w:rPr>
+      </w:pPr>
+      <w:r>
+        <w:rPr>
+          <w:sz w:val="20"/>
+          <w:szCs w:val="20"/>
+        </w:rPr>
+        <w:t>s(</w:t>
+      </w:r>
+      <w:proofErr w:type="spellStart"/>
+      <w:r>
+        <w:rPr>
+          <w:sz w:val="20"/>
+          <w:szCs w:val="20"/>
+        </w:rPr>
+        <w:t>elevation</w:t>
+      </w:r>
+      <w:proofErr w:type="spellEnd"/>
+      <w:r>
+        <w:rPr>
+          <w:sz w:val="20"/>
+          <w:szCs w:val="20"/>
+        </w:rPr>
+        <w:t>)            14.57  15.41   358.2  &lt;2e-16 ***</w:t>
+      </w:r>
+    </w:p>
+    <w:p>
+      <w:pPr>
+        <w:rPr>
+          <w:sz w:val="20"/>
+          <w:szCs w:val="20"/>
+          <w:lang w:val="en-US"/>
+        </w:rPr>
+      </w:pPr>
+      <w:r>
+        <w:rPr>
+          <w:sz w:val="20"/>
+          <w:szCs w:val="20"/>
+          <w:lang w:val="en-US"/>
+        </w:rPr>
+        <w:t>s(</w:t>
+      </w:r>
+      <w:proofErr w:type="spellStart"/>
+      <w:r>
+        <w:rPr>
+          <w:sz w:val="20"/>
+          <w:szCs w:val="20"/>
+          <w:lang w:val="en-US"/>
+        </w:rPr>
+        <w:t>tavg</w:t>
+      </w:r>
+      <w:proofErr w:type="spellEnd"/>
+      <w:r>
+        <w:rPr>
+          <w:sz w:val="20"/>
+          <w:szCs w:val="20"/>
+          <w:lang w:val="en-US"/>
+        </w:rPr>
+        <w:t>)                 17.17  18.09   943.4  &lt;2e-16 ***</w:t>
+      </w:r>
+    </w:p>
+    <w:p>
+      <w:pPr>
+        <w:rPr>
+          <w:sz w:val="20"/>
+          <w:szCs w:val="20"/>
+          <w:lang w:val="en-US"/>
+        </w:rPr>
+      </w:pPr>
+      <w:r>
+        <w:rPr>
+          <w:sz w:val="20"/>
+          <w:szCs w:val="20"/>
+          <w:lang w:val="en-US"/>
+        </w:rPr>
+        <w:lastRenderedPageBreak/>
+        <w:t>s(</w:t>
+      </w:r>
+      <w:proofErr w:type="spellStart"/>
+      <w:r>
+        <w:rPr>
+          <w:sz w:val="20"/>
+          <w:szCs w:val="20"/>
+          <w:lang w:val="en-US"/>
+        </w:rPr>
+        <w:t>tmax</w:t>
+      </w:r>
+      <w:proofErr w:type="spellEnd"/>
+      <w:r>
+        <w:rPr>
+          <w:sz w:val="20"/>
+          <w:szCs w:val="20"/>
+          <w:lang w:val="en-US"/>
+        </w:rPr>
+        <w:t>)                 13.07  14.90   538.4  &lt;2e-16 ***</w:t>
+      </w:r>
+    </w:p>
+    <w:p>
+      <w:pPr>
+        <w:rPr>
+          <w:sz w:val="20"/>
+          <w:szCs w:val="20"/>
+          <w:lang w:val="en-US"/>
+        </w:rPr>
+      </w:pPr>
+      <w:r>
+        <w:rPr>
+          <w:sz w:val="20"/>
+          <w:szCs w:val="20"/>
+          <w:lang w:val="en-US"/>
+        </w:rPr>
+        <w:t>s(</w:t>
+      </w:r>
+      <w:proofErr w:type="spellStart"/>
+      <w:r>
+        <w:rPr>
+          <w:sz w:val="20"/>
+          <w:szCs w:val="20"/>
+          <w:lang w:val="en-US"/>
+        </w:rPr>
+        <w:t>prcp</w:t>
+      </w:r>
+      <w:proofErr w:type="spellEnd"/>
+      <w:r>
+        <w:rPr>
+          <w:sz w:val="20"/>
+          <w:szCs w:val="20"/>
+          <w:lang w:val="en-US"/>
+        </w:rPr>
+        <w:t>)                 18.38  18.90  1134.0  &lt;2e-16 ***</w:t>
+      </w:r>
+    </w:p>
+    <w:p>
+      <w:pPr>
+        <w:rPr>
+          <w:sz w:val="20"/>
+          <w:szCs w:val="20"/>
+          <w:lang w:val="en-US"/>
+        </w:rPr>
+      </w:pPr>
+      <w:r>
+        <w:rPr>
+          <w:sz w:val="20"/>
+          <w:szCs w:val="20"/>
+          <w:lang w:val="en-US"/>
+        </w:rPr>
+        <w:t>s(</w:t>
+      </w:r>
+      <w:proofErr w:type="spellStart"/>
+      <w:r>
+        <w:rPr>
+          <w:sz w:val="20"/>
+          <w:szCs w:val="20"/>
+          <w:lang w:val="en-US"/>
+        </w:rPr>
+        <w:t>wdir</w:t>
+      </w:r>
+      <w:proofErr w:type="spellEnd"/>
+      <w:r>
+        <w:rPr>
+          <w:sz w:val="20"/>
+          <w:szCs w:val="20"/>
+          <w:lang w:val="en-US"/>
+        </w:rPr>
+        <w:t>)                 18.69  18.98  1363.2  &lt;2e-16 ***</w:t>
+      </w:r>
+    </w:p>
+    <w:p>
+      <w:pPr>
+        <w:rPr>
+          <w:sz w:val="20"/>
+          <w:szCs w:val="20"/>
+          <w:lang w:val="en-US"/>
+        </w:rPr>
+      </w:pPr>
+      <w:r>
+        <w:rPr>
+          <w:sz w:val="20"/>
+          <w:szCs w:val="20"/>
+          <w:lang w:val="en-US"/>
+        </w:rPr>
+        <w:t>s(</w:t>
+      </w:r>
+      <w:proofErr w:type="spellStart"/>
+      <w:r>
+        <w:rPr>
+          <w:sz w:val="20"/>
+          <w:szCs w:val="20"/>
+          <w:lang w:val="en-US"/>
+        </w:rPr>
+        <w:t>wspd</w:t>
+      </w:r>
+      <w:proofErr w:type="spellEnd"/>
+      <w:r>
+        <w:rPr>
+          <w:sz w:val="20"/>
+          <w:szCs w:val="20"/>
+          <w:lang w:val="en-US"/>
+        </w:rPr>
+        <w:t>)                 17.17  18.53   226.6  &lt;2e-16 ***</w:t>
+      </w:r>
+    </w:p>
+    <w:p>
+      <w:pPr>
+        <w:rPr>
+          <w:sz w:val="20"/>
+          <w:szCs w:val="20"/>
+          <w:lang w:val="en-US"/>
+        </w:rPr>
+      </w:pPr>
+      <w:r>
+        <w:rPr>
+          <w:sz w:val="20"/>
+          <w:szCs w:val="20"/>
+          <w:lang w:val="en-US"/>
+        </w:rPr>
+        <w:t>s(</w:t>
+      </w:r>
+      <w:proofErr w:type="spellStart"/>
+      <w:r>
+        <w:rPr>
+          <w:sz w:val="20"/>
+          <w:szCs w:val="20"/>
+          <w:lang w:val="en-US"/>
+        </w:rPr>
+        <w:t>pres</w:t>
+      </w:r>
+      <w:proofErr w:type="spellEnd"/>
+      <w:r>
+        <w:rPr>
+          <w:sz w:val="20"/>
+          <w:szCs w:val="20"/>
+          <w:lang w:val="en-US"/>
+        </w:rPr>
+        <w:t>)                 16.82  18.01   419.1  &lt;2e-16 ***</w:t>
+      </w:r>
+    </w:p>
+    <w:p>
+      <w:pPr>
+        <w:rPr>
+          <w:sz w:val="20"/>
+          <w:szCs w:val="20"/>
+          <w:lang w:val="en-US"/>
+        </w:rPr>
+      </w:pPr>
+      <w:r>
+        <w:rPr>
+          <w:sz w:val="20"/>
+          <w:szCs w:val="20"/>
+          <w:lang w:val="en-US"/>
+        </w:rPr>
+        <w:t>---</w:t>
+      </w:r>
+    </w:p>
+    <w:p>
+      <w:pPr>
+        <w:rPr>
+          <w:sz w:val="20"/>
+          <w:szCs w:val="20"/>
+          <w:lang w:val="en-US"/>
+        </w:rPr>
+      </w:pPr>
+      <w:proofErr w:type="spellStart"/>
+      <w:r>
+        <w:rPr>
+          <w:sz w:val="20"/>
+          <w:szCs w:val="20"/>
+          <w:lang w:val="en-US"/>
+        </w:rPr>
+        <w:t>Signif</w:t>
+      </w:r>
+      <w:proofErr w:type="spellEnd"/>
+      <w:r>
+        <w:rPr>
+          <w:sz w:val="20"/>
+          <w:szCs w:val="20"/>
+          <w:lang w:val="en-US"/>
+        </w:rPr>
+        <w:t>. codes:  0 ‘***’ 0.001 ‘**’ 0.01 ‘*’ 0.05 ‘.’ 0.1 ‘ ’ 1</w:t>
+      </w:r>
+    </w:p>
+    <w:p>
+      <w:pPr>
+        <w:rPr>
+          <w:sz w:val="20"/>
+          <w:szCs w:val="20"/>
+          <w:lang w:val="en-US"/>
+        </w:rPr>
+      </w:pPr>
+    </w:p>
+    <w:p>
+      <w:pPr>
+        <w:rPr>
+          <w:sz w:val="20"/>
+          <w:szCs w:val="20"/>
+          <w:lang w:val="en-US"/>
+        </w:rPr>
+      </w:pPr>
+      <w:r>
+        <w:rPr>
+          <w:sz w:val="20"/>
+          <w:szCs w:val="20"/>
+          <w:lang w:val="en-US"/>
+        </w:rPr>
+        <w:t>R-sq.(adj) =  0.759   Deviance explained = 87.2%</w:t>
+      </w:r>
+    </w:p>
+    <w:p>
+      <w:pPr>
+        <w:rPr>
+          <w:sz w:val="20"/>
+          <w:szCs w:val="20"/>
+        </w:rPr>
+      </w:pPr>
+      <w:r>
+        <w:rPr>
+          <w:sz w:val="20"/>
+          <w:szCs w:val="20"/>
+        </w:rPr>
+        <w:t xml:space="preserve">-REML =  21646  </w:t>
+      </w:r>
+      <w:proofErr w:type="spellStart"/>
+      <w:r>
+        <w:rPr>
+          <w:sz w:val="20"/>
+          <w:szCs w:val="20"/>
+        </w:rPr>
+        <w:t>Scale</w:t>
+      </w:r>
+      <w:proofErr w:type="spellEnd"/>
+      <w:r>
+        <w:rPr>
+          <w:sz w:val="20"/>
+          <w:szCs w:val="20"/>
+        </w:rPr>
+        <w:t xml:space="preserve"> </w:t>
+      </w:r>
+      <w:proofErr w:type="spellStart"/>
+      <w:r>
+        <w:rPr>
+          <w:sz w:val="20"/>
+          <w:szCs w:val="20"/>
+        </w:rPr>
+        <w:t>est</w:t>
+      </w:r>
+      <w:proofErr w:type="spellEnd"/>
+      <w:r>
+        <w:rPr>
+          <w:sz w:val="20"/>
+          <w:szCs w:val="20"/>
+        </w:rPr>
+        <w:t>. = 1         n = 10128</w:t>
+      </w:r>
+    </w:p>
+    <w:p>
+      <w:pPr>
+        <w:rPr>
+          <w:b/>
+          <w:bCs/>
+        </w:rPr>
+      </w:pPr>
+      <w:proofErr w:type="spellStart"/>
+      <w:r>
+        <w:rPr>
+          <w:b/>
+          <w:bCs/>
+        </w:rPr>
+        <w:t>Plots</w:t>
+      </w:r>
+      <w:proofErr w:type="spellEnd"/>
+    </w:p>
+    <w:p>
+      <w:pPr>
+        <w:rPr>
+          <w:sz w:val="20"/>
+          <w:szCs w:val="20"/>
+        </w:rPr>
+      </w:pPr>
+      <w:proofErr w:type="spellStart"/>
+      <w:r>
+        <w:rPr>
+          <w:sz w:val="20"/>
+          <w:szCs w:val="20"/>
+        </w:rPr>
+        <w:t>Metrics</w:t>
+      </w:r>
+      <w:proofErr w:type="spellEnd"/>
+      <w:r>
+        <w:rPr>
+          <w:sz w:val="20"/>
+          <w:szCs w:val="20"/>
+        </w:rPr>
+        <w:t xml:space="preserve"> </w:t>
+      </w:r>
+    </w:p>
+    <w:p>
+      <w:pPr>
+        <w:rPr>
+          <w:sz w:val="20"/>
+          <w:szCs w:val="20"/>
+          <w:lang w:val="en-US"/>
+        </w:rPr>
+      </w:pPr>
+      <w:r>
+        <w:rPr>
+          <w:sz w:val="20"/>
+          <w:szCs w:val="20"/>
+          <w:lang w:val="en-US"/>
+        </w:rPr>
+        <w:t>--- Test Set Performance Metrics ---</w:t>
+      </w:r>
+    </w:p>
+    <w:p>
+      <w:pPr>
+        <w:rPr>
+          <w:sz w:val="20"/>
+          <w:szCs w:val="20"/>
+          <w:lang w:val="en-US"/>
+        </w:rPr>
+      </w:pPr>
+      <w:r>
+        <w:rPr>
+          <w:sz w:val="20"/>
+          <w:szCs w:val="20"/>
+          <w:lang w:val="en-US"/>
+        </w:rPr>
+        <w:t xml:space="preserve">  - RMSE: 48672665538.386 </w:t>
+      </w:r>
+    </w:p>
+    <w:p>
+      <w:pPr>
+        <w:rPr>
+          <w:sz w:val="20"/>
+          <w:szCs w:val="20"/>
+        </w:rPr>
+      </w:pPr>
+      <w:r>
+        <w:rPr>
+          <w:sz w:val="20"/>
+          <w:szCs w:val="20"/>
+          <w:lang w:val="en-US"/>
+        </w:rPr>
+        <w:t xml:space="preserve">  </w:t>
+      </w:r>
+      <w:r>
+        <w:rPr>
+          <w:sz w:val="20"/>
+          <w:szCs w:val="20"/>
+        </w:rPr>
+        <w:t>- R-</w:t>
+      </w:r>
+      <w:proofErr w:type="spellStart"/>
+      <w:r>
+        <w:rPr>
+          <w:sz w:val="20"/>
+          <w:szCs w:val="20"/>
+        </w:rPr>
+        <w:t>squared</w:t>
+      </w:r>
+      <w:proofErr w:type="spellEnd"/>
+      <w:r>
+        <w:rPr>
+          <w:sz w:val="20"/>
+          <w:szCs w:val="20"/>
+        </w:rPr>
+        <w:t xml:space="preserve"> (R²): 0.0063 </w:t>
+      </w:r>
+    </w:p>
+    <w:p>
+      <w:pPr>
+        <w:rPr>
+          <w:sz w:val="20"/>
+          <w:szCs w:val="20"/>
+        </w:rPr>
+      </w:pPr>
+    </w:p>
+    <w:p>
+      <w:pPr>
+        <w:rPr>
+          <w:b/>
+          <w:bCs/>
+        </w:rPr>
+      </w:pPr>
+      <w:proofErr w:type="spellStart"/>
+      <w:r>
+        <w:rPr>
+          <w:b/>
+          <w:bCs/>
+        </w:rPr>
+        <w:t>Best</w:t>
+      </w:r>
+      <w:proofErr w:type="spellEnd"/>
+      <w:r>
+        <w:rPr>
+          <w:b/>
+          <w:bCs/>
+        </w:rPr>
+        <w:t xml:space="preserve"> Basis </w:t>
+      </w:r>
+      <w:proofErr w:type="spellStart"/>
+      <w:r>
+        <w:rPr>
+          <w:b/>
+          <w:bCs/>
+        </w:rPr>
+        <w:t>Funcion</w:t>
+      </w:r>
+      <w:proofErr w:type="spellEnd"/>
+    </w:p>
+    <w:p>
+      <w:pPr>
+        <w:rPr>
+          <w:sz w:val="20"/>
+          <w:szCs w:val="20"/>
+          <w:lang w:val="en-US"/>
+        </w:rPr>
+      </w:pPr>
+      <w:r>
+        <w:rPr>
+          <w:sz w:val="20"/>
+          <w:szCs w:val="20"/>
+          <w:lang w:val="en-US"/>
+        </w:rPr>
+        <w:t>&gt; cat("--- Basis Function Tuning Complete ---\n")</w:t>
+      </w:r>
+    </w:p>
+    <w:p>
+      <w:pPr>
+        <w:rPr>
+          <w:sz w:val="20"/>
+          <w:szCs w:val="20"/>
+          <w:lang w:val="en-US"/>
+        </w:rPr>
+      </w:pPr>
+      <w:r>
+        <w:rPr>
+          <w:sz w:val="20"/>
+          <w:szCs w:val="20"/>
+          <w:lang w:val="en-US"/>
+        </w:rPr>
+        <w:t>--- Basis Function Tuning Complete ---</w:t>
+      </w:r>
+    </w:p>
+    <w:p>
+      <w:pPr>
+        <w:rPr>
+          <w:sz w:val="20"/>
+          <w:szCs w:val="20"/>
+          <w:lang w:val="en-US"/>
+        </w:rPr>
+      </w:pPr>
+      <w:r>
+        <w:rPr>
+          <w:sz w:val="20"/>
+          <w:szCs w:val="20"/>
+          <w:lang w:val="en-US"/>
+        </w:rPr>
+        <w:t>&gt; print(</w:t>
+      </w:r>
+      <w:proofErr w:type="spellStart"/>
+      <w:r>
+        <w:rPr>
+          <w:sz w:val="20"/>
+          <w:szCs w:val="20"/>
+          <w:lang w:val="en-US"/>
+        </w:rPr>
+        <w:t>unlist</w:t>
+      </w:r>
+      <w:proofErr w:type="spellEnd"/>
+      <w:r>
+        <w:rPr>
+          <w:sz w:val="20"/>
+          <w:szCs w:val="20"/>
+          <w:lang w:val="en-US"/>
+        </w:rPr>
+        <w:t>(</w:t>
+      </w:r>
+      <w:proofErr w:type="spellStart"/>
+      <w:r>
+        <w:rPr>
+          <w:sz w:val="20"/>
+          <w:szCs w:val="20"/>
+          <w:lang w:val="en-US"/>
+        </w:rPr>
+        <w:t>best_bases</w:t>
+      </w:r>
+      <w:proofErr w:type="spellEnd"/>
+      <w:r>
+        <w:rPr>
+          <w:sz w:val="20"/>
+          <w:szCs w:val="20"/>
+          <w:lang w:val="en-US"/>
+        </w:rPr>
+        <w:t>))</w:t>
+      </w:r>
+    </w:p>
+    <w:p>
+      <w:pPr>
+        <w:rPr>
+          <w:sz w:val="20"/>
+          <w:szCs w:val="20"/>
+          <w:lang w:val="en-US"/>
+        </w:rPr>
+      </w:pPr>
+      <w:r>
+        <w:rPr>
+          <w:sz w:val="20"/>
+          <w:szCs w:val="20"/>
+          <w:lang w:val="en-US"/>
+        </w:rPr>
+        <w:t xml:space="preserve">elevation      </w:t>
+      </w:r>
+      <w:proofErr w:type="spellStart"/>
+      <w:r>
+        <w:rPr>
+          <w:sz w:val="20"/>
+          <w:szCs w:val="20"/>
+          <w:lang w:val="en-US"/>
+        </w:rPr>
+        <w:t>tavg</w:t>
+      </w:r>
+      <w:proofErr w:type="spellEnd"/>
+      <w:r>
+        <w:rPr>
+          <w:sz w:val="20"/>
+          <w:szCs w:val="20"/>
+          <w:lang w:val="en-US"/>
+        </w:rPr>
+        <w:t xml:space="preserve">      </w:t>
+      </w:r>
+      <w:proofErr w:type="spellStart"/>
+      <w:r>
+        <w:rPr>
+          <w:sz w:val="20"/>
+          <w:szCs w:val="20"/>
+          <w:lang w:val="en-US"/>
+        </w:rPr>
+        <w:t>tmax</w:t>
+      </w:r>
+      <w:proofErr w:type="spellEnd"/>
+      <w:r>
+        <w:rPr>
+          <w:sz w:val="20"/>
+          <w:szCs w:val="20"/>
+          <w:lang w:val="en-US"/>
+        </w:rPr>
+        <w:t xml:space="preserve">      </w:t>
+      </w:r>
+      <w:proofErr w:type="spellStart"/>
+      <w:r>
+        <w:rPr>
+          <w:sz w:val="20"/>
+          <w:szCs w:val="20"/>
+          <w:lang w:val="en-US"/>
+        </w:rPr>
+        <w:t>prcp</w:t>
+      </w:r>
+      <w:proofErr w:type="spellEnd"/>
+      <w:r>
+        <w:rPr>
+          <w:sz w:val="20"/>
+          <w:szCs w:val="20"/>
+          <w:lang w:val="en-US"/>
+        </w:rPr>
+        <w:t xml:space="preserve">      </w:t>
+      </w:r>
+      <w:proofErr w:type="spellStart"/>
+      <w:r>
+        <w:rPr>
+          <w:sz w:val="20"/>
+          <w:szCs w:val="20"/>
+          <w:lang w:val="en-US"/>
+        </w:rPr>
+        <w:t>wdir</w:t>
+      </w:r>
+      <w:proofErr w:type="spellEnd"/>
+      <w:r>
+        <w:rPr>
+          <w:sz w:val="20"/>
+          <w:szCs w:val="20"/>
+          <w:lang w:val="en-US"/>
+        </w:rPr>
+        <w:t xml:space="preserve">      </w:t>
+      </w:r>
+      <w:proofErr w:type="spellStart"/>
+      <w:r>
+        <w:rPr>
+          <w:sz w:val="20"/>
+          <w:szCs w:val="20"/>
+          <w:lang w:val="en-US"/>
+        </w:rPr>
+        <w:t>wspd</w:t>
+      </w:r>
+      <w:proofErr w:type="spellEnd"/>
+      <w:r>
+        <w:rPr>
+          <w:sz w:val="20"/>
+          <w:szCs w:val="20"/>
+          <w:lang w:val="en-US"/>
+        </w:rPr>
+        <w:t xml:space="preserve">      </w:t>
+      </w:r>
+      <w:proofErr w:type="spellStart"/>
+      <w:r>
+        <w:rPr>
+          <w:sz w:val="20"/>
+          <w:szCs w:val="20"/>
+          <w:lang w:val="en-US"/>
+        </w:rPr>
+        <w:t>pres</w:t>
+      </w:r>
+      <w:proofErr w:type="spellEnd"/>
+      <w:r>
+        <w:rPr>
+          <w:sz w:val="20"/>
+          <w:szCs w:val="20"/>
+          <w:lang w:val="en-US"/>
+        </w:rPr>
+        <w:t xml:space="preserve"> </w:t>
+      </w:r>
+    </w:p>
+    <w:p>
+      <w:pPr>
+        <w:rPr>
+          <w:sz w:val="20"/>
+          <w:szCs w:val="20"/>
+          <w:lang w:val="en-US"/>
+        </w:rPr>
+      </w:pPr>
+      <w:r>
+        <w:rPr>
+          <w:sz w:val="20"/>
+          <w:szCs w:val="20"/>
+          <w:lang w:val="en-US"/>
+        </w:rPr>
+        <w:t xml:space="preserve">     "</w:t>
+      </w:r>
+      <w:proofErr w:type="spellStart"/>
+      <w:r>
+        <w:rPr>
+          <w:sz w:val="20"/>
+          <w:szCs w:val="20"/>
+          <w:lang w:val="en-US"/>
+        </w:rPr>
+        <w:t>cr</w:t>
+      </w:r>
+      <w:proofErr w:type="spellEnd"/>
+      <w:r>
+        <w:rPr>
+          <w:sz w:val="20"/>
+          <w:szCs w:val="20"/>
+          <w:lang w:val="en-US"/>
+        </w:rPr>
+        <w:t>"      "</w:t>
+      </w:r>
+      <w:proofErr w:type="spellStart"/>
+      <w:r>
+        <w:rPr>
+          <w:sz w:val="20"/>
+          <w:szCs w:val="20"/>
+          <w:lang w:val="en-US"/>
+        </w:rPr>
+        <w:t>cr</w:t>
+      </w:r>
+      <w:proofErr w:type="spellEnd"/>
+      <w:r>
+        <w:rPr>
+          <w:sz w:val="20"/>
+          <w:szCs w:val="20"/>
+          <w:lang w:val="en-US"/>
+        </w:rPr>
+        <w:t>"      "cs"      "</w:t>
+      </w:r>
+      <w:proofErr w:type="spellStart"/>
+      <w:r>
+        <w:rPr>
+          <w:sz w:val="20"/>
+          <w:szCs w:val="20"/>
+          <w:lang w:val="en-US"/>
+        </w:rPr>
+        <w:t>cr</w:t>
+      </w:r>
+      <w:proofErr w:type="spellEnd"/>
+      <w:r>
+        <w:rPr>
+          <w:sz w:val="20"/>
+          <w:szCs w:val="20"/>
+          <w:lang w:val="en-US"/>
+        </w:rPr>
+        <w:t>"      "</w:t>
+      </w:r>
+      <w:proofErr w:type="spellStart"/>
+      <w:r>
+        <w:rPr>
+          <w:sz w:val="20"/>
+          <w:szCs w:val="20"/>
+          <w:lang w:val="en-US"/>
+        </w:rPr>
+        <w:t>tp</w:t>
+      </w:r>
+      <w:proofErr w:type="spellEnd"/>
+      <w:r>
+        <w:rPr>
+          <w:sz w:val="20"/>
+          <w:szCs w:val="20"/>
+          <w:lang w:val="en-US"/>
+        </w:rPr>
+        <w:t>"      "</w:t>
+      </w:r>
+      <w:proofErr w:type="spellStart"/>
+      <w:r>
+        <w:rPr>
+          <w:sz w:val="20"/>
+          <w:szCs w:val="20"/>
+          <w:lang w:val="en-US"/>
+        </w:rPr>
+        <w:t>cr</w:t>
+      </w:r>
+      <w:proofErr w:type="spellEnd"/>
+      <w:r>
+        <w:rPr>
+          <w:sz w:val="20"/>
+          <w:szCs w:val="20"/>
+          <w:lang w:val="en-US"/>
+        </w:rPr>
+        <w:t>"      "</w:t>
+      </w:r>
+      <w:proofErr w:type="spellStart"/>
+      <w:r>
+        <w:rPr>
+          <w:sz w:val="20"/>
+          <w:szCs w:val="20"/>
+          <w:lang w:val="en-US"/>
+        </w:rPr>
+        <w:t>cr</w:t>
+      </w:r>
+      <w:proofErr w:type="spellEnd"/>
+      <w:r>
+        <w:rPr>
+          <w:sz w:val="20"/>
+          <w:szCs w:val="20"/>
+          <w:lang w:val="en-US"/>
+        </w:rPr>
+        <w:t xml:space="preserve">" </w:t>
+      </w:r>
+    </w:p>
+    <w:p>
+      <w:pPr>
+        <w:rPr>
+          <w:sz w:val="20"/>
+          <w:szCs w:val="20"/>
+          <w:lang w:val="en-US"/>
+        </w:rPr>
+      </w:pPr>
+    </w:p>
+    <w:p>
+      <w:pPr>
+        <w:rPr>
+          <w:sz w:val="20"/>
+          <w:szCs w:val="20"/>
+          <w:lang w:val="en-US"/>
+        </w:rPr>
+      </w:pPr>
+    </w:p>
+    <w:p>
+      <w:pPr>
+        <w:rPr>
+          <w:b/>
+          <w:bCs/>
+          <w:lang w:val="en-US"/>
+        </w:rPr>
+      </w:pPr>
     </w:p>
     <w:p>
       <w:pPr>
@@ -316,10 +1682,6 @@
     </w:sectPr>
   </w:body>
 </w:document>
-</file>
-
-<file path=word/numbering.xml><?xml version="1.0" encoding="utf-8"?>
-<w:numbering xmlns:wpc="http://schemas.microsoft.com/office/word/2010/wordprocessingCanvas" xmlns:cx="http://schemas.microsoft.com/office/drawing/2014/chartex" xmlns:cx1="http://schemas.microsoft.com/office/drawing/2015/9/8/chartex" xmlns:cx2="http://schemas.microsoft.com/office/drawing/2015/10/21/chartex" xmlns:cx3="http://schemas.microsoft.com/office/drawing/2016/5/9/chartex" xmlns:cx4="http://schemas.microsoft.com/office/drawing/2016/5/10/chartex" xmlns:cx5="http://schemas.microsoft.com/office/drawing/2016/5/11/chartex" xmlns:cx6="http://schemas.microsoft.com/office/drawing/2016/5/12/chartex" xmlns:cx7="http://schemas.microsoft.com/office/drawing/2016/5/13/chartex" xmlns:cx8="http://schemas.microsoft.com/office/drawing/2016/5/14/chartex" xmlns:mc="http://schemas.openxmlformats.org/markup-compatibility/2006" xmlns:aink="http://schemas.microsoft.com/office/drawing/2016/ink" xmlns:am3d="http://schemas.microsoft.com/office/drawing/2017/model3d" xmlns:o="urn:schemas-microsoft-com:office:office" xmlns:oel="http://schemas.microsoft.com/office/2019/extlst" xmlns:r="http://schemas.openxmlformats.org/officeDocument/2006/relationships" xmlns:m="http://schemas.openxmlformats.org/officeDocument/2006/math" xmlns:v="urn:schemas-microsoft-com:vml" xmlns:wp14="http://schemas.microsoft.com/office/word/2010/wordprocessingDrawing" xmlns:wp="http://schemas.openxmlformats.org/drawingml/2006/wordprocessingDrawing" xmlns:w10="urn:schemas-microsoft-com:office:word" xmlns:w="http://schemas.openxmlformats.org/wordprocessingml/2006/main" xmlns:w14="http://schemas.microsoft.com/office/word/2010/wordml" xmlns:w15="http://schemas.microsoft.com/office/word/2012/wordml" xmlns:w16cex="http://schemas.microsoft.com/office/word/2018/wordml/cex" xmlns:w16cid="http://schemas.microsoft.com/office/word/2016/wordml/cid" xmlns:w16="http://schemas.microsoft.com/office/word/2018/wordml" xmlns:w16du="http://schemas.microsoft.com/office/word/2023/wordml/word16du" xmlns:w16sdtdh="http://schemas.microsoft.com/office/word/2020/wordml/sdtdatahash" xmlns:w16sdtfl="http://schemas.microsoft.com/office/word/2024/wordml/sdtformatlock" xmlns:w16se="http://schemas.microsoft.com/office/word/2015/wordml/symex" xmlns:wpg="http://schemas.microsoft.com/office/word/2010/wordprocessingGroup" xmlns:wpi="http://schemas.microsoft.com/office/word/2010/wordprocessingInk" xmlns:wne="http://schemas.microsoft.com/office/word/2006/wordml" xmlns:wps="http://schemas.microsoft.com/office/word/2010/wordprocessingShape" mc:Ignorable="w14 w15 w16se w16cid w16 w16cex w16sdtdh w16sdtfl w16du wp14"/>
 </file>
 
 <file path=word/styles.xml><?xml version="1.0" encoding="utf-8"?>
@@ -925,7 +2287,6 @@
   <w:style w:type="character" w:default="1" w:styleId="Fuentedeprrafopredeter">
     <w:name w:val="Default Paragraph Font"/>
     <w:uiPriority w:val="1"/>
-    <w:semiHidden/>
     <w:unhideWhenUsed/>
   </w:style>
   <w:style w:type="table" w:default="1" w:styleId="Tablanormal">

--- a/modelling/part_2/results_gam_best_k.docx
+++ b/modelling/part_2/results_gam_best_k.docx
@@ -139,7 +139,14 @@
         <w:rPr>
           <w:lang w:val="en-US"/>
         </w:rPr>
-        <w:t xml:space="preserve">2     7  </w:t>
+        <w:t xml:space="preserve">2     </w:t>
+      </w:r>
+      <w:proofErr w:type="gramStart"/>
+      <w:r>
+        <w:rPr>
+          <w:lang w:val="en-US"/>
+        </w:rPr>
+        <w:t xml:space="preserve">7  </w:t>
       </w:r>
       <w:r>
         <w:rPr>
@@ -152,20 +159,34 @@
         <w:rPr>
           <w:lang w:val="en-US"/>
         </w:rPr>
-        <w:t>176.</w:t>
-      </w:r>
-    </w:p>
-    <w:p>
-      <w:pPr>
-        <w:rPr>
-          <w:lang w:val="en-US"/>
-        </w:rPr>
-      </w:pPr>
-      <w:r>
-        <w:rPr>
-          <w:lang w:val="en-US"/>
-        </w:rPr>
-        <w:t xml:space="preserve">3    10  </w:t>
+        <w:t>176</w:t>
+      </w:r>
+      <w:proofErr w:type="gramEnd"/>
+      <w:r>
+        <w:rPr>
+          <w:lang w:val="en-US"/>
+        </w:rPr>
+        <w:t>.</w:t>
+      </w:r>
+    </w:p>
+    <w:p>
+      <w:pPr>
+        <w:rPr>
+          <w:lang w:val="en-US"/>
+        </w:rPr>
+      </w:pPr>
+      <w:r>
+        <w:rPr>
+          <w:lang w:val="en-US"/>
+        </w:rPr>
+        <w:t xml:space="preserve">3    </w:t>
+      </w:r>
+      <w:proofErr w:type="gramStart"/>
+      <w:r>
+        <w:rPr>
+          <w:lang w:val="en-US"/>
+        </w:rPr>
+        <w:t xml:space="preserve">10  </w:t>
       </w:r>
       <w:r>
         <w:rPr>
@@ -178,20 +199,34 @@
         <w:rPr>
           <w:lang w:val="en-US"/>
         </w:rPr>
-        <w:t>916.</w:t>
-      </w:r>
-    </w:p>
-    <w:p>
-      <w:pPr>
-        <w:rPr>
-          <w:lang w:val="en-US"/>
-        </w:rPr>
-      </w:pPr>
-      <w:r>
-        <w:rPr>
-          <w:lang w:val="en-US"/>
-        </w:rPr>
-        <w:t xml:space="preserve">4    15  </w:t>
+        <w:t>916</w:t>
+      </w:r>
+      <w:proofErr w:type="gramEnd"/>
+      <w:r>
+        <w:rPr>
+          <w:lang w:val="en-US"/>
+        </w:rPr>
+        <w:t>.</w:t>
+      </w:r>
+    </w:p>
+    <w:p>
+      <w:pPr>
+        <w:rPr>
+          <w:lang w:val="en-US"/>
+        </w:rPr>
+      </w:pPr>
+      <w:r>
+        <w:rPr>
+          <w:lang w:val="en-US"/>
+        </w:rPr>
+        <w:t xml:space="preserve">4    </w:t>
+      </w:r>
+      <w:proofErr w:type="gramStart"/>
+      <w:r>
+        <w:rPr>
+          <w:lang w:val="en-US"/>
+        </w:rPr>
+        <w:t xml:space="preserve">15  </w:t>
       </w:r>
       <w:r>
         <w:rPr>
@@ -204,20 +239,34 @@
         <w:rPr>
           <w:lang w:val="en-US"/>
         </w:rPr>
-        <w:t>980.</w:t>
-      </w:r>
-    </w:p>
-    <w:p>
-      <w:pPr>
-        <w:rPr>
-          <w:lang w:val="en-US"/>
-        </w:rPr>
-      </w:pPr>
-      <w:r>
-        <w:rPr>
-          <w:lang w:val="en-US"/>
-        </w:rPr>
-        <w:t xml:space="preserve">5    20  </w:t>
+        <w:t>980</w:t>
+      </w:r>
+      <w:proofErr w:type="gramEnd"/>
+      <w:r>
+        <w:rPr>
+          <w:lang w:val="en-US"/>
+        </w:rPr>
+        <w:t>.</w:t>
+      </w:r>
+    </w:p>
+    <w:p>
+      <w:pPr>
+        <w:rPr>
+          <w:lang w:val="en-US"/>
+        </w:rPr>
+      </w:pPr>
+      <w:r>
+        <w:rPr>
+          <w:lang w:val="en-US"/>
+        </w:rPr>
+        <w:t xml:space="preserve">5    </w:t>
+      </w:r>
+      <w:proofErr w:type="gramStart"/>
+      <w:r>
+        <w:rPr>
+          <w:lang w:val="en-US"/>
+        </w:rPr>
+        <w:t xml:space="preserve">20  </w:t>
       </w:r>
       <w:r>
         <w:rPr>
@@ -230,7 +279,14 @@
         <w:rPr>
           <w:lang w:val="en-US"/>
         </w:rPr>
-        <w:t>495.</w:t>
+        <w:t>495</w:t>
+      </w:r>
+      <w:proofErr w:type="gramEnd"/>
+      <w:r>
+        <w:rPr>
+          <w:lang w:val="en-US"/>
+        </w:rPr>
+        <w:t>.</w:t>
       </w:r>
     </w:p>
     <w:p>
@@ -345,6 +401,7 @@
         <w:t xml:space="preserve">count ~ </w:t>
       </w:r>
       <w:proofErr w:type="spellStart"/>
+      <w:proofErr w:type="gramStart"/>
       <w:r>
         <w:rPr>
           <w:sz w:val="20"/>
@@ -360,26 +417,63 @@
           <w:szCs w:val="20"/>
           <w:lang w:val="en-US"/>
         </w:rPr>
-        <w:t xml:space="preserve">(Longitude, Latitude, k = 20) + s(elevation, k = 20) + </w:t>
-      </w:r>
-    </w:p>
-    <w:p>
-      <w:pPr>
-        <w:rPr>
-          <w:sz w:val="20"/>
-          <w:szCs w:val="20"/>
-          <w:lang w:val="en-US"/>
-        </w:rPr>
-      </w:pPr>
-      <w:r>
-        <w:rPr>
-          <w:sz w:val="20"/>
-          <w:szCs w:val="20"/>
-          <w:lang w:val="en-US"/>
-        </w:rPr>
-        <w:t xml:space="preserve">    s(</w:t>
-      </w:r>
-      <w:proofErr w:type="spellStart"/>
+        <w:t>(</w:t>
+      </w:r>
+      <w:proofErr w:type="gramEnd"/>
+      <w:r>
+        <w:rPr>
+          <w:sz w:val="20"/>
+          <w:szCs w:val="20"/>
+          <w:lang w:val="en-US"/>
+        </w:rPr>
+        <w:t xml:space="preserve">Longitude, Latitude, k = 20) + </w:t>
+      </w:r>
+      <w:proofErr w:type="gramStart"/>
+      <w:r>
+        <w:rPr>
+          <w:sz w:val="20"/>
+          <w:szCs w:val="20"/>
+          <w:lang w:val="en-US"/>
+        </w:rPr>
+        <w:t>s(</w:t>
+      </w:r>
+      <w:proofErr w:type="gramEnd"/>
+      <w:r>
+        <w:rPr>
+          <w:sz w:val="20"/>
+          <w:szCs w:val="20"/>
+          <w:lang w:val="en-US"/>
+        </w:rPr>
+        <w:t xml:space="preserve">elevation, k = 20) + </w:t>
+      </w:r>
+    </w:p>
+    <w:p>
+      <w:pPr>
+        <w:rPr>
+          <w:sz w:val="20"/>
+          <w:szCs w:val="20"/>
+          <w:lang w:val="en-US"/>
+        </w:rPr>
+      </w:pPr>
+      <w:r>
+        <w:rPr>
+          <w:sz w:val="20"/>
+          <w:szCs w:val="20"/>
+          <w:lang w:val="en-US"/>
+        </w:rPr>
+        <w:t xml:space="preserve">    </w:t>
+      </w:r>
+      <w:proofErr w:type="gramStart"/>
+      <w:r>
+        <w:rPr>
+          <w:sz w:val="20"/>
+          <w:szCs w:val="20"/>
+          <w:lang w:val="en-US"/>
+        </w:rPr>
+        <w:t>s(</w:t>
+      </w:r>
+      <w:proofErr w:type="spellStart"/>
+      <w:proofErr w:type="gramEnd"/>
       <w:r>
         <w:rPr>
           <w:sz w:val="20"/>
@@ -395,9 +489,19 @@
           <w:szCs w:val="20"/>
           <w:lang w:val="en-US"/>
         </w:rPr>
-        <w:t>, k = 20) + s(</w:t>
-      </w:r>
-      <w:proofErr w:type="spellStart"/>
+        <w:t xml:space="preserve">, k = 20) + </w:t>
+      </w:r>
+      <w:proofErr w:type="gramStart"/>
+      <w:r>
+        <w:rPr>
+          <w:sz w:val="20"/>
+          <w:szCs w:val="20"/>
+          <w:lang w:val="en-US"/>
+        </w:rPr>
+        <w:t>s(</w:t>
+      </w:r>
+      <w:proofErr w:type="spellStart"/>
+      <w:proofErr w:type="gramEnd"/>
       <w:r>
         <w:rPr>
           <w:sz w:val="20"/>
@@ -413,9 +517,19 @@
           <w:szCs w:val="20"/>
           <w:lang w:val="en-US"/>
         </w:rPr>
-        <w:t>, k = 20) + s(</w:t>
-      </w:r>
-      <w:proofErr w:type="spellStart"/>
+        <w:t xml:space="preserve">, k = 20) + </w:t>
+      </w:r>
+      <w:proofErr w:type="gramStart"/>
+      <w:r>
+        <w:rPr>
+          <w:sz w:val="20"/>
+          <w:szCs w:val="20"/>
+          <w:lang w:val="en-US"/>
+        </w:rPr>
+        <w:t>s(</w:t>
+      </w:r>
+      <w:proofErr w:type="spellStart"/>
+      <w:proofErr w:type="gramEnd"/>
       <w:r>
         <w:rPr>
           <w:sz w:val="20"/>
@@ -431,9 +545,19 @@
           <w:szCs w:val="20"/>
           <w:lang w:val="en-US"/>
         </w:rPr>
-        <w:t>, k = 20) + s(</w:t>
-      </w:r>
-      <w:proofErr w:type="spellStart"/>
+        <w:t xml:space="preserve">, k = 20) + </w:t>
+      </w:r>
+      <w:proofErr w:type="gramStart"/>
+      <w:r>
+        <w:rPr>
+          <w:sz w:val="20"/>
+          <w:szCs w:val="20"/>
+          <w:lang w:val="en-US"/>
+        </w:rPr>
+        <w:t>s(</w:t>
+      </w:r>
+      <w:proofErr w:type="spellStart"/>
+      <w:proofErr w:type="gramEnd"/>
       <w:r>
         <w:rPr>
           <w:sz w:val="20"/>
@@ -466,9 +590,19 @@
           <w:szCs w:val="20"/>
           <w:lang w:val="en-US"/>
         </w:rPr>
-        <w:t xml:space="preserve">    k = 20) + s(</w:t>
-      </w:r>
-      <w:proofErr w:type="spellStart"/>
+        <w:t xml:space="preserve">    k = 20) + </w:t>
+      </w:r>
+      <w:proofErr w:type="gramStart"/>
+      <w:r>
+        <w:rPr>
+          <w:sz w:val="20"/>
+          <w:szCs w:val="20"/>
+          <w:lang w:val="en-US"/>
+        </w:rPr>
+        <w:t>s(</w:t>
+      </w:r>
+      <w:proofErr w:type="spellStart"/>
+      <w:proofErr w:type="gramEnd"/>
       <w:r>
         <w:rPr>
           <w:sz w:val="20"/>
@@ -484,9 +618,19 @@
           <w:szCs w:val="20"/>
           <w:lang w:val="en-US"/>
         </w:rPr>
-        <w:t>, k = 20) + s(</w:t>
-      </w:r>
-      <w:proofErr w:type="spellStart"/>
+        <w:t xml:space="preserve">, k = 20) + </w:t>
+      </w:r>
+      <w:proofErr w:type="gramStart"/>
+      <w:r>
+        <w:rPr>
+          <w:sz w:val="20"/>
+          <w:szCs w:val="20"/>
+          <w:lang w:val="en-US"/>
+        </w:rPr>
+        <w:t>s(</w:t>
+      </w:r>
+      <w:proofErr w:type="spellStart"/>
+      <w:proofErr w:type="gramEnd"/>
       <w:r>
         <w:rPr>
           <w:sz w:val="20"/>
@@ -594,7 +738,23 @@
           <w:sz w:val="20"/>
           <w:szCs w:val="20"/>
         </w:rPr>
-        <w:t>) -0.92785    0.03666  -25.31   &lt;2e-16 ***</w:t>
+        <w:t xml:space="preserve">) -0.92785    </w:t>
+      </w:r>
+      <w:proofErr w:type="gramStart"/>
+      <w:r>
+        <w:rPr>
+          <w:sz w:val="20"/>
+          <w:szCs w:val="20"/>
+        </w:rPr>
+        <w:t>0.03666  -</w:t>
+      </w:r>
+      <w:proofErr w:type="gramEnd"/>
+      <w:r>
+        <w:rPr>
+          <w:sz w:val="20"/>
+          <w:szCs w:val="20"/>
+        </w:rPr>
+        <w:t>25.31   &lt;2e-16 ***</w:t>
       </w:r>
     </w:p>
     <w:p>
@@ -658,7 +818,25 @@
           <w:szCs w:val="20"/>
           <w:lang w:val="en-US"/>
         </w:rPr>
-        <w:t>0.1 ‘ ’ 1</w:t>
+        <w:t xml:space="preserve">0.1 </w:t>
+      </w:r>
+      <w:proofErr w:type="gramStart"/>
+      <w:r>
+        <w:rPr>
+          <w:sz w:val="20"/>
+          <w:szCs w:val="20"/>
+          <w:lang w:val="en-US"/>
+        </w:rPr>
+        <w:t>‘ ’</w:t>
+      </w:r>
+      <w:proofErr w:type="gramEnd"/>
+      <w:r>
+        <w:rPr>
+          <w:sz w:val="20"/>
+          <w:szCs w:val="20"/>
+          <w:lang w:val="en-US"/>
+        </w:rPr>
+        <w:t xml:space="preserve"> 1</w:t>
       </w:r>
     </w:p>
     <w:p>
@@ -722,6 +900,7 @@
         <w:t xml:space="preserve"> </w:t>
       </w:r>
       <w:proofErr w:type="spellStart"/>
+      <w:proofErr w:type="gramStart"/>
       <w:r>
         <w:rPr>
           <w:sz w:val="20"/>
@@ -749,6 +928,7 @@
         <w:t>Chi.sq</w:t>
       </w:r>
       <w:proofErr w:type="spellEnd"/>
+      <w:proofErr w:type="gramEnd"/>
       <w:r>
         <w:rPr>
           <w:sz w:val="20"/>
@@ -763,12 +943,15 @@
         <w:rPr>
           <w:sz w:val="20"/>
           <w:szCs w:val="20"/>
-        </w:rPr>
-      </w:pPr>
-      <w:r>
-        <w:rPr>
-          <w:sz w:val="20"/>
-          <w:szCs w:val="20"/>
+          <w:lang w:val="it-IT"/>
+        </w:rPr>
+      </w:pPr>
+      <w:proofErr w:type="gramStart"/>
+      <w:r>
+        <w:rPr>
+          <w:sz w:val="20"/>
+          <w:szCs w:val="20"/>
+          <w:lang w:val="it-IT"/>
         </w:rPr>
         <w:t>te(</w:t>
       </w:r>
@@ -777,37 +960,62 @@
         <w:rPr>
           <w:sz w:val="20"/>
           <w:szCs w:val="20"/>
+          <w:lang w:val="it-IT"/>
         </w:rPr>
         <w:t>Longitude,Latitude</w:t>
       </w:r>
       <w:proofErr w:type="spellEnd"/>
-      <w:r>
-        <w:rPr>
-          <w:sz w:val="20"/>
-          <w:szCs w:val="20"/>
-        </w:rPr>
-        <w:t>) 163.13 167.41 55563.1  &lt;2e-16 ***</w:t>
-      </w:r>
-    </w:p>
-    <w:p>
-      <w:pPr>
-        <w:rPr>
-          <w:sz w:val="20"/>
-          <w:szCs w:val="20"/>
-        </w:rPr>
-      </w:pPr>
-      <w:r>
-        <w:rPr>
-          <w:sz w:val="20"/>
-          <w:szCs w:val="20"/>
+      <w:proofErr w:type="gramEnd"/>
+      <w:r>
+        <w:rPr>
+          <w:sz w:val="20"/>
+          <w:szCs w:val="20"/>
+          <w:lang w:val="it-IT"/>
+        </w:rPr>
+        <w:t xml:space="preserve">) 163.13 167.41 </w:t>
+      </w:r>
+      <w:proofErr w:type="gramStart"/>
+      <w:r>
+        <w:rPr>
+          <w:sz w:val="20"/>
+          <w:szCs w:val="20"/>
+          <w:lang w:val="it-IT"/>
+        </w:rPr>
+        <w:t>55563.1  &lt;</w:t>
+      </w:r>
+      <w:proofErr w:type="gramEnd"/>
+      <w:r>
+        <w:rPr>
+          <w:sz w:val="20"/>
+          <w:szCs w:val="20"/>
+          <w:lang w:val="it-IT"/>
+        </w:rPr>
+        <w:t>2e-16 ***</w:t>
+      </w:r>
+    </w:p>
+    <w:p>
+      <w:pPr>
+        <w:rPr>
+          <w:sz w:val="20"/>
+          <w:szCs w:val="20"/>
+          <w:lang w:val="it-IT"/>
+        </w:rPr>
+      </w:pPr>
+      <w:r>
+        <w:rPr>
+          <w:sz w:val="20"/>
+          <w:szCs w:val="20"/>
+          <w:lang w:val="it-IT"/>
         </w:rPr>
         <w:t>s(</w:t>
       </w:r>
       <w:proofErr w:type="spellStart"/>
-      <w:r>
-        <w:rPr>
-          <w:sz w:val="20"/>
-          <w:szCs w:val="20"/>
+      <w:proofErr w:type="gramStart"/>
+      <w:r>
+        <w:rPr>
+          <w:sz w:val="20"/>
+          <w:szCs w:val="20"/>
+          <w:lang w:val="it-IT"/>
         </w:rPr>
         <w:t>elevation</w:t>
       </w:r>
@@ -816,8 +1024,54 @@
         <w:rPr>
           <w:sz w:val="20"/>
           <w:szCs w:val="20"/>
-        </w:rPr>
-        <w:t>)            14.57  15.41   358.2  &lt;2e-16 ***</w:t>
+          <w:lang w:val="it-IT"/>
+        </w:rPr>
+        <w:t xml:space="preserve">)   </w:t>
+      </w:r>
+      <w:proofErr w:type="gramEnd"/>
+      <w:r>
+        <w:rPr>
+          <w:sz w:val="20"/>
+          <w:szCs w:val="20"/>
+          <w:lang w:val="it-IT"/>
+        </w:rPr>
+        <w:t xml:space="preserve">         </w:t>
+      </w:r>
+      <w:proofErr w:type="gramStart"/>
+      <w:r>
+        <w:rPr>
+          <w:sz w:val="20"/>
+          <w:szCs w:val="20"/>
+          <w:lang w:val="it-IT"/>
+        </w:rPr>
+        <w:t>14.57  15.41</w:t>
+      </w:r>
+      <w:proofErr w:type="gramEnd"/>
+      <w:r>
+        <w:rPr>
+          <w:sz w:val="20"/>
+          <w:szCs w:val="20"/>
+          <w:lang w:val="it-IT"/>
+        </w:rPr>
+        <w:t xml:space="preserve">   </w:t>
+      </w:r>
+      <w:proofErr w:type="gramStart"/>
+      <w:r>
+        <w:rPr>
+          <w:sz w:val="20"/>
+          <w:szCs w:val="20"/>
+          <w:lang w:val="it-IT"/>
+        </w:rPr>
+        <w:t>358.2  &lt;</w:t>
+      </w:r>
+      <w:proofErr w:type="gramEnd"/>
+      <w:r>
+        <w:rPr>
+          <w:sz w:val="20"/>
+          <w:szCs w:val="20"/>
+          <w:lang w:val="it-IT"/>
+        </w:rPr>
+        <w:t>2e-16 ***</w:t>
       </w:r>
     </w:p>
     <w:p>
@@ -837,6 +1091,7 @@
         <w:t>s(</w:t>
       </w:r>
       <w:proofErr w:type="spellStart"/>
+      <w:proofErr w:type="gramStart"/>
       <w:r>
         <w:rPr>
           <w:sz w:val="20"/>
@@ -852,7 +1107,52 @@
           <w:szCs w:val="20"/>
           <w:lang w:val="en-US"/>
         </w:rPr>
-        <w:t>)                 17.17  18.09   943.4  &lt;2e-16 ***</w:t>
+        <w:t xml:space="preserve">)   </w:t>
+      </w:r>
+      <w:proofErr w:type="gramEnd"/>
+      <w:r>
+        <w:rPr>
+          <w:sz w:val="20"/>
+          <w:szCs w:val="20"/>
+          <w:lang w:val="en-US"/>
+        </w:rPr>
+        <w:t xml:space="preserve">              </w:t>
+      </w:r>
+      <w:proofErr w:type="gramStart"/>
+      <w:r>
+        <w:rPr>
+          <w:sz w:val="20"/>
+          <w:szCs w:val="20"/>
+          <w:lang w:val="en-US"/>
+        </w:rPr>
+        <w:t>17.17  18.09</w:t>
+      </w:r>
+      <w:proofErr w:type="gramEnd"/>
+      <w:r>
+        <w:rPr>
+          <w:sz w:val="20"/>
+          <w:szCs w:val="20"/>
+          <w:lang w:val="en-US"/>
+        </w:rPr>
+        <w:t xml:space="preserve">   </w:t>
+      </w:r>
+      <w:proofErr w:type="gramStart"/>
+      <w:r>
+        <w:rPr>
+          <w:sz w:val="20"/>
+          <w:szCs w:val="20"/>
+          <w:lang w:val="en-US"/>
+        </w:rPr>
+        <w:t>943.4  &lt;</w:t>
+      </w:r>
+      <w:proofErr w:type="gramEnd"/>
+      <w:r>
+        <w:rPr>
+          <w:sz w:val="20"/>
+          <w:szCs w:val="20"/>
+          <w:lang w:val="en-US"/>
+        </w:rPr>
+        <w:t>2e-16 ***</w:t>
       </w:r>
     </w:p>
     <w:p>
@@ -873,6 +1173,7 @@
         <w:t>s(</w:t>
       </w:r>
       <w:proofErr w:type="spellStart"/>
+      <w:proofErr w:type="gramStart"/>
       <w:r>
         <w:rPr>
           <w:sz w:val="20"/>
@@ -888,7 +1189,52 @@
           <w:szCs w:val="20"/>
           <w:lang w:val="en-US"/>
         </w:rPr>
-        <w:t>)                 13.07  14.90   538.4  &lt;2e-16 ***</w:t>
+        <w:t xml:space="preserve">)   </w:t>
+      </w:r>
+      <w:proofErr w:type="gramEnd"/>
+      <w:r>
+        <w:rPr>
+          <w:sz w:val="20"/>
+          <w:szCs w:val="20"/>
+          <w:lang w:val="en-US"/>
+        </w:rPr>
+        <w:t xml:space="preserve">              </w:t>
+      </w:r>
+      <w:proofErr w:type="gramStart"/>
+      <w:r>
+        <w:rPr>
+          <w:sz w:val="20"/>
+          <w:szCs w:val="20"/>
+          <w:lang w:val="en-US"/>
+        </w:rPr>
+        <w:t>13.07  14.90</w:t>
+      </w:r>
+      <w:proofErr w:type="gramEnd"/>
+      <w:r>
+        <w:rPr>
+          <w:sz w:val="20"/>
+          <w:szCs w:val="20"/>
+          <w:lang w:val="en-US"/>
+        </w:rPr>
+        <w:t xml:space="preserve">   </w:t>
+      </w:r>
+      <w:proofErr w:type="gramStart"/>
+      <w:r>
+        <w:rPr>
+          <w:sz w:val="20"/>
+          <w:szCs w:val="20"/>
+          <w:lang w:val="en-US"/>
+        </w:rPr>
+        <w:t>538.4  &lt;</w:t>
+      </w:r>
+      <w:proofErr w:type="gramEnd"/>
+      <w:r>
+        <w:rPr>
+          <w:sz w:val="20"/>
+          <w:szCs w:val="20"/>
+          <w:lang w:val="en-US"/>
+        </w:rPr>
+        <w:t>2e-16 ***</w:t>
       </w:r>
     </w:p>
     <w:p>
@@ -908,6 +1254,7 @@
         <w:t>s(</w:t>
       </w:r>
       <w:proofErr w:type="spellStart"/>
+      <w:proofErr w:type="gramStart"/>
       <w:r>
         <w:rPr>
           <w:sz w:val="20"/>
@@ -923,7 +1270,52 @@
           <w:szCs w:val="20"/>
           <w:lang w:val="en-US"/>
         </w:rPr>
-        <w:t>)                 18.38  18.90  1134.0  &lt;2e-16 ***</w:t>
+        <w:t xml:space="preserve">)   </w:t>
+      </w:r>
+      <w:proofErr w:type="gramEnd"/>
+      <w:r>
+        <w:rPr>
+          <w:sz w:val="20"/>
+          <w:szCs w:val="20"/>
+          <w:lang w:val="en-US"/>
+        </w:rPr>
+        <w:t xml:space="preserve">              </w:t>
+      </w:r>
+      <w:proofErr w:type="gramStart"/>
+      <w:r>
+        <w:rPr>
+          <w:sz w:val="20"/>
+          <w:szCs w:val="20"/>
+          <w:lang w:val="en-US"/>
+        </w:rPr>
+        <w:t>18.38  18.90</w:t>
+      </w:r>
+      <w:proofErr w:type="gramEnd"/>
+      <w:r>
+        <w:rPr>
+          <w:sz w:val="20"/>
+          <w:szCs w:val="20"/>
+          <w:lang w:val="en-US"/>
+        </w:rPr>
+        <w:t xml:space="preserve">  </w:t>
+      </w:r>
+      <w:proofErr w:type="gramStart"/>
+      <w:r>
+        <w:rPr>
+          <w:sz w:val="20"/>
+          <w:szCs w:val="20"/>
+          <w:lang w:val="en-US"/>
+        </w:rPr>
+        <w:t>1134.0  &lt;</w:t>
+      </w:r>
+      <w:proofErr w:type="gramEnd"/>
+      <w:r>
+        <w:rPr>
+          <w:sz w:val="20"/>
+          <w:szCs w:val="20"/>
+          <w:lang w:val="en-US"/>
+        </w:rPr>
+        <w:t>2e-16 ***</w:t>
       </w:r>
     </w:p>
     <w:p>
@@ -943,6 +1335,7 @@
         <w:t>s(</w:t>
       </w:r>
       <w:proofErr w:type="spellStart"/>
+      <w:proofErr w:type="gramStart"/>
       <w:r>
         <w:rPr>
           <w:sz w:val="20"/>
@@ -958,7 +1351,52 @@
           <w:szCs w:val="20"/>
           <w:lang w:val="en-US"/>
         </w:rPr>
-        <w:t>)                 18.69  18.98  1363.2  &lt;2e-16 ***</w:t>
+        <w:t xml:space="preserve">)   </w:t>
+      </w:r>
+      <w:proofErr w:type="gramEnd"/>
+      <w:r>
+        <w:rPr>
+          <w:sz w:val="20"/>
+          <w:szCs w:val="20"/>
+          <w:lang w:val="en-US"/>
+        </w:rPr>
+        <w:t xml:space="preserve">              </w:t>
+      </w:r>
+      <w:proofErr w:type="gramStart"/>
+      <w:r>
+        <w:rPr>
+          <w:sz w:val="20"/>
+          <w:szCs w:val="20"/>
+          <w:lang w:val="en-US"/>
+        </w:rPr>
+        <w:t>18.69  18.98</w:t>
+      </w:r>
+      <w:proofErr w:type="gramEnd"/>
+      <w:r>
+        <w:rPr>
+          <w:sz w:val="20"/>
+          <w:szCs w:val="20"/>
+          <w:lang w:val="en-US"/>
+        </w:rPr>
+        <w:t xml:space="preserve">  </w:t>
+      </w:r>
+      <w:proofErr w:type="gramStart"/>
+      <w:r>
+        <w:rPr>
+          <w:sz w:val="20"/>
+          <w:szCs w:val="20"/>
+          <w:lang w:val="en-US"/>
+        </w:rPr>
+        <w:t>1363.2  &lt;</w:t>
+      </w:r>
+      <w:proofErr w:type="gramEnd"/>
+      <w:r>
+        <w:rPr>
+          <w:sz w:val="20"/>
+          <w:szCs w:val="20"/>
+          <w:lang w:val="en-US"/>
+        </w:rPr>
+        <w:t>2e-16 ***</w:t>
       </w:r>
     </w:p>
     <w:p>
@@ -978,6 +1416,7 @@
         <w:t>s(</w:t>
       </w:r>
       <w:proofErr w:type="spellStart"/>
+      <w:proofErr w:type="gramStart"/>
       <w:r>
         <w:rPr>
           <w:sz w:val="20"/>
@@ -993,7 +1432,52 @@
           <w:szCs w:val="20"/>
           <w:lang w:val="en-US"/>
         </w:rPr>
-        <w:t>)                 17.17  18.53   226.6  &lt;2e-16 ***</w:t>
+        <w:t xml:space="preserve">)   </w:t>
+      </w:r>
+      <w:proofErr w:type="gramEnd"/>
+      <w:r>
+        <w:rPr>
+          <w:sz w:val="20"/>
+          <w:szCs w:val="20"/>
+          <w:lang w:val="en-US"/>
+        </w:rPr>
+        <w:t xml:space="preserve">              </w:t>
+      </w:r>
+      <w:proofErr w:type="gramStart"/>
+      <w:r>
+        <w:rPr>
+          <w:sz w:val="20"/>
+          <w:szCs w:val="20"/>
+          <w:lang w:val="en-US"/>
+        </w:rPr>
+        <w:t>17.17  18.53</w:t>
+      </w:r>
+      <w:proofErr w:type="gramEnd"/>
+      <w:r>
+        <w:rPr>
+          <w:sz w:val="20"/>
+          <w:szCs w:val="20"/>
+          <w:lang w:val="en-US"/>
+        </w:rPr>
+        <w:t xml:space="preserve">   </w:t>
+      </w:r>
+      <w:proofErr w:type="gramStart"/>
+      <w:r>
+        <w:rPr>
+          <w:sz w:val="20"/>
+          <w:szCs w:val="20"/>
+          <w:lang w:val="en-US"/>
+        </w:rPr>
+        <w:t>226.6  &lt;</w:t>
+      </w:r>
+      <w:proofErr w:type="gramEnd"/>
+      <w:r>
+        <w:rPr>
+          <w:sz w:val="20"/>
+          <w:szCs w:val="20"/>
+          <w:lang w:val="en-US"/>
+        </w:rPr>
+        <w:t>2e-16 ***</w:t>
       </w:r>
     </w:p>
     <w:p>
@@ -1013,6 +1497,7 @@
         <w:t>s(</w:t>
       </w:r>
       <w:proofErr w:type="spellStart"/>
+      <w:proofErr w:type="gramStart"/>
       <w:r>
         <w:rPr>
           <w:sz w:val="20"/>
@@ -1028,7 +1513,52 @@
           <w:szCs w:val="20"/>
           <w:lang w:val="en-US"/>
         </w:rPr>
-        <w:t>)                 16.82  18.01   419.1  &lt;2e-16 ***</w:t>
+        <w:t xml:space="preserve">)   </w:t>
+      </w:r>
+      <w:proofErr w:type="gramEnd"/>
+      <w:r>
+        <w:rPr>
+          <w:sz w:val="20"/>
+          <w:szCs w:val="20"/>
+          <w:lang w:val="en-US"/>
+        </w:rPr>
+        <w:t xml:space="preserve">              </w:t>
+      </w:r>
+      <w:proofErr w:type="gramStart"/>
+      <w:r>
+        <w:rPr>
+          <w:sz w:val="20"/>
+          <w:szCs w:val="20"/>
+          <w:lang w:val="en-US"/>
+        </w:rPr>
+        <w:t>16.82  18.01</w:t>
+      </w:r>
+      <w:proofErr w:type="gramEnd"/>
+      <w:r>
+        <w:rPr>
+          <w:sz w:val="20"/>
+          <w:szCs w:val="20"/>
+          <w:lang w:val="en-US"/>
+        </w:rPr>
+        <w:t xml:space="preserve">   </w:t>
+      </w:r>
+      <w:proofErr w:type="gramStart"/>
+      <w:r>
+        <w:rPr>
+          <w:sz w:val="20"/>
+          <w:szCs w:val="20"/>
+          <w:lang w:val="en-US"/>
+        </w:rPr>
+        <w:t>419.1  &lt;</w:t>
+      </w:r>
+      <w:proofErr w:type="gramEnd"/>
+      <w:r>
+        <w:rPr>
+          <w:sz w:val="20"/>
+          <w:szCs w:val="20"/>
+          <w:lang w:val="en-US"/>
+        </w:rPr>
+        <w:t>2e-16 ***</w:t>
       </w:r>
     </w:p>
     <w:p>
@@ -1072,80 +1602,158 @@
           <w:szCs w:val="20"/>
           <w:lang w:val="en-US"/>
         </w:rPr>
-        <w:t>. codes:  0 ‘***’ 0.001 ‘**’ 0.01 ‘*’ 0.05 ‘.’ 0.1 ‘ ’ 1</w:t>
-      </w:r>
-    </w:p>
-    <w:p>
-      <w:pPr>
-        <w:rPr>
-          <w:sz w:val="20"/>
-          <w:szCs w:val="20"/>
-          <w:lang w:val="en-US"/>
-        </w:rPr>
-      </w:pPr>
-    </w:p>
-    <w:p>
-      <w:pPr>
-        <w:rPr>
-          <w:sz w:val="20"/>
-          <w:szCs w:val="20"/>
-          <w:lang w:val="en-US"/>
-        </w:rPr>
-      </w:pPr>
-      <w:r>
-        <w:rPr>
-          <w:sz w:val="20"/>
-          <w:szCs w:val="20"/>
-          <w:lang w:val="en-US"/>
-        </w:rPr>
-        <w:t>R-sq.(adj) =  0.759   Deviance explained = 87.2%</w:t>
-      </w:r>
-    </w:p>
-    <w:p>
-      <w:pPr>
-        <w:rPr>
-          <w:sz w:val="20"/>
-          <w:szCs w:val="20"/>
-        </w:rPr>
-      </w:pPr>
-      <w:r>
-        <w:rPr>
-          <w:sz w:val="20"/>
-          <w:szCs w:val="20"/>
-        </w:rPr>
-        <w:t xml:space="preserve">-REML =  21646  </w:t>
-      </w:r>
-      <w:proofErr w:type="spellStart"/>
-      <w:r>
-        <w:rPr>
-          <w:sz w:val="20"/>
-          <w:szCs w:val="20"/>
-        </w:rPr>
-        <w:t>Scale</w:t>
-      </w:r>
-      <w:proofErr w:type="spellEnd"/>
-      <w:r>
-        <w:rPr>
-          <w:sz w:val="20"/>
-          <w:szCs w:val="20"/>
-        </w:rPr>
-        <w:t xml:space="preserve"> </w:t>
-      </w:r>
-      <w:proofErr w:type="spellStart"/>
-      <w:r>
-        <w:rPr>
-          <w:sz w:val="20"/>
-          <w:szCs w:val="20"/>
-        </w:rPr>
-        <w:t>est</w:t>
-      </w:r>
-      <w:proofErr w:type="spellEnd"/>
-      <w:r>
-        <w:rPr>
-          <w:sz w:val="20"/>
-          <w:szCs w:val="20"/>
-        </w:rPr>
-        <w:t>. = 1         n = 10128</w:t>
+        <w:t>. codes</w:t>
+      </w:r>
+      <w:proofErr w:type="gramStart"/>
+      <w:r>
+        <w:rPr>
+          <w:sz w:val="20"/>
+          <w:szCs w:val="20"/>
+          <w:lang w:val="en-US"/>
+        </w:rPr>
+        <w:t>:  0 ‘</w:t>
+      </w:r>
+      <w:proofErr w:type="gramEnd"/>
+      <w:r>
+        <w:rPr>
+          <w:sz w:val="20"/>
+          <w:szCs w:val="20"/>
+          <w:lang w:val="en-US"/>
+        </w:rPr>
+        <w:t xml:space="preserve">***’ </w:t>
+      </w:r>
+      <w:proofErr w:type="gramStart"/>
+      <w:r>
+        <w:rPr>
+          <w:sz w:val="20"/>
+          <w:szCs w:val="20"/>
+          <w:lang w:val="en-US"/>
+        </w:rPr>
+        <w:t>0.001 ‘*</w:t>
+      </w:r>
+      <w:proofErr w:type="gramEnd"/>
+      <w:r>
+        <w:rPr>
+          <w:sz w:val="20"/>
+          <w:szCs w:val="20"/>
+          <w:lang w:val="en-US"/>
+        </w:rPr>
+        <w:t xml:space="preserve">*’ </w:t>
+      </w:r>
+      <w:proofErr w:type="gramStart"/>
+      <w:r>
+        <w:rPr>
+          <w:sz w:val="20"/>
+          <w:szCs w:val="20"/>
+          <w:lang w:val="en-US"/>
+        </w:rPr>
+        <w:t>0.01 ‘*</w:t>
+      </w:r>
+      <w:proofErr w:type="gramEnd"/>
+      <w:r>
+        <w:rPr>
+          <w:sz w:val="20"/>
+          <w:szCs w:val="20"/>
+          <w:lang w:val="en-US"/>
+        </w:rPr>
+        <w:t xml:space="preserve">’ 0.05 ‘.’ 0.1 </w:t>
+      </w:r>
+      <w:proofErr w:type="gramStart"/>
+      <w:r>
+        <w:rPr>
+          <w:sz w:val="20"/>
+          <w:szCs w:val="20"/>
+          <w:lang w:val="en-US"/>
+        </w:rPr>
+        <w:t>‘ ’</w:t>
+      </w:r>
+      <w:proofErr w:type="gramEnd"/>
+      <w:r>
+        <w:rPr>
+          <w:sz w:val="20"/>
+          <w:szCs w:val="20"/>
+          <w:lang w:val="en-US"/>
+        </w:rPr>
+        <w:t xml:space="preserve"> 1</w:t>
+      </w:r>
+    </w:p>
+    <w:p>
+      <w:pPr>
+        <w:rPr>
+          <w:sz w:val="20"/>
+          <w:szCs w:val="20"/>
+          <w:lang w:val="en-US"/>
+        </w:rPr>
+      </w:pPr>
+    </w:p>
+    <w:p>
+      <w:pPr>
+        <w:rPr>
+          <w:sz w:val="20"/>
+          <w:szCs w:val="20"/>
+          <w:lang w:val="en-US"/>
+        </w:rPr>
+      </w:pPr>
+      <w:r>
+        <w:rPr>
+          <w:sz w:val="20"/>
+          <w:szCs w:val="20"/>
+          <w:lang w:val="en-US"/>
+        </w:rPr>
+        <w:t xml:space="preserve">R-sq.(adj) </w:t>
+      </w:r>
+      <w:proofErr w:type="gramStart"/>
+      <w:r>
+        <w:rPr>
+          <w:sz w:val="20"/>
+          <w:szCs w:val="20"/>
+          <w:lang w:val="en-US"/>
+        </w:rPr>
+        <w:t>=  0.759</w:t>
+      </w:r>
+      <w:proofErr w:type="gramEnd"/>
+      <w:r>
+        <w:rPr>
+          <w:sz w:val="20"/>
+          <w:szCs w:val="20"/>
+          <w:lang w:val="en-US"/>
+        </w:rPr>
+        <w:t xml:space="preserve">   Deviance explained = 87.2%</w:t>
+      </w:r>
+    </w:p>
+    <w:p>
+      <w:pPr>
+        <w:rPr>
+          <w:sz w:val="20"/>
+          <w:szCs w:val="20"/>
+          <w:lang w:val="en-US"/>
+        </w:rPr>
+      </w:pPr>
+      <w:r>
+        <w:rPr>
+          <w:sz w:val="20"/>
+          <w:szCs w:val="20"/>
+          <w:lang w:val="en-US"/>
+        </w:rPr>
+        <w:t xml:space="preserve">-REML </w:t>
+      </w:r>
+      <w:proofErr w:type="gramStart"/>
+      <w:r>
+        <w:rPr>
+          <w:sz w:val="20"/>
+          <w:szCs w:val="20"/>
+          <w:lang w:val="en-US"/>
+        </w:rPr>
+        <w:t>=  21646</w:t>
+      </w:r>
+      <w:proofErr w:type="gramEnd"/>
+      <w:r>
+        <w:rPr>
+          <w:sz w:val="20"/>
+          <w:szCs w:val="20"/>
+          <w:lang w:val="en-US"/>
+        </w:rPr>
+        <w:t xml:space="preserve">  Scale est. = 1         n = 10128</w:t>
       </w:r>
     </w:p>
     <w:p>
@@ -1153,151 +1761,129 @@
         <w:rPr>
           <w:b/>
           <w:bCs/>
-        </w:rPr>
-      </w:pPr>
-      <w:proofErr w:type="spellStart"/>
+          <w:lang w:val="en-US"/>
+        </w:rPr>
+      </w:pPr>
       <w:r>
         <w:rPr>
           <w:b/>
           <w:bCs/>
+          <w:lang w:val="en-US"/>
         </w:rPr>
         <w:t>Plots</w:t>
       </w:r>
-      <w:proofErr w:type="spellEnd"/>
-    </w:p>
-    <w:p>
-      <w:pPr>
-        <w:rPr>
-          <w:sz w:val="20"/>
-          <w:szCs w:val="20"/>
-        </w:rPr>
-      </w:pPr>
-      <w:proofErr w:type="spellStart"/>
-      <w:r>
-        <w:rPr>
-          <w:sz w:val="20"/>
-          <w:szCs w:val="20"/>
-        </w:rPr>
-        <w:t>Metrics</w:t>
-      </w:r>
-      <w:proofErr w:type="spellEnd"/>
-      <w:r>
-        <w:rPr>
-          <w:sz w:val="20"/>
-          <w:szCs w:val="20"/>
-        </w:rPr>
-        <w:t xml:space="preserve"> </w:t>
-      </w:r>
-    </w:p>
-    <w:p>
-      <w:pPr>
-        <w:rPr>
-          <w:sz w:val="20"/>
-          <w:szCs w:val="20"/>
-          <w:lang w:val="en-US"/>
-        </w:rPr>
-      </w:pPr>
-      <w:r>
-        <w:rPr>
-          <w:sz w:val="20"/>
-          <w:szCs w:val="20"/>
-          <w:lang w:val="en-US"/>
-        </w:rPr>
-        <w:t>--- Test Set Performance Metrics ---</w:t>
-      </w:r>
-    </w:p>
-    <w:p>
-      <w:pPr>
-        <w:rPr>
-          <w:sz w:val="20"/>
-          <w:szCs w:val="20"/>
-          <w:lang w:val="en-US"/>
-        </w:rPr>
-      </w:pPr>
-      <w:r>
-        <w:rPr>
-          <w:sz w:val="20"/>
-          <w:szCs w:val="20"/>
-          <w:lang w:val="en-US"/>
-        </w:rPr>
-        <w:t xml:space="preserve">  - RMSE: 48672665538.386 </w:t>
-      </w:r>
-    </w:p>
-    <w:p>
-      <w:pPr>
-        <w:rPr>
-          <w:sz w:val="20"/>
-          <w:szCs w:val="20"/>
-        </w:rPr>
-      </w:pPr>
-      <w:r>
-        <w:rPr>
-          <w:sz w:val="20"/>
-          <w:szCs w:val="20"/>
-          <w:lang w:val="en-US"/>
-        </w:rPr>
-        <w:t xml:space="preserve">  </w:t>
-      </w:r>
-      <w:r>
-        <w:rPr>
-          <w:sz w:val="20"/>
-          <w:szCs w:val="20"/>
-        </w:rPr>
-        <w:t>- R-</w:t>
-      </w:r>
-      <w:proofErr w:type="spellStart"/>
-      <w:r>
-        <w:rPr>
-          <w:sz w:val="20"/>
-          <w:szCs w:val="20"/>
-        </w:rPr>
-        <w:t>squared</w:t>
-      </w:r>
-      <w:proofErr w:type="spellEnd"/>
-      <w:r>
-        <w:rPr>
-          <w:sz w:val="20"/>
-          <w:szCs w:val="20"/>
-        </w:rPr>
-        <w:t xml:space="preserve"> (R²): 0.0063 </w:t>
-      </w:r>
-    </w:p>
-    <w:p>
-      <w:pPr>
-        <w:rPr>
-          <w:sz w:val="20"/>
-          <w:szCs w:val="20"/>
-        </w:rPr>
-      </w:pPr>
     </w:p>
     <w:p>
       <w:pPr>
         <w:rPr>
           <w:b/>
           <w:bCs/>
-        </w:rPr>
-      </w:pPr>
-      <w:proofErr w:type="spellStart"/>
+          <w:sz w:val="20"/>
+          <w:szCs w:val="20"/>
+          <w:lang w:val="en-US"/>
+        </w:rPr>
+      </w:pPr>
       <w:r>
         <w:rPr>
           <w:b/>
           <w:bCs/>
-        </w:rPr>
-        <w:t>Best</w:t>
-      </w:r>
-      <w:proofErr w:type="spellEnd"/>
-      <w:r>
+          <w:sz w:val="20"/>
+          <w:szCs w:val="20"/>
+          <w:lang w:val="en-US"/>
+        </w:rPr>
+        <w:t xml:space="preserve">Metrics </w:t>
+      </w:r>
+    </w:p>
+    <w:p>
+      <w:pPr>
+        <w:rPr>
+          <w:sz w:val="20"/>
+          <w:szCs w:val="20"/>
+          <w:lang w:val="en-US"/>
+        </w:rPr>
+      </w:pPr>
+      <w:r>
+        <w:rPr>
+          <w:sz w:val="20"/>
+          <w:szCs w:val="20"/>
+          <w:lang w:val="en-US"/>
+        </w:rPr>
+        <w:t>--- Test Set Performance Metrics ---</w:t>
+      </w:r>
+    </w:p>
+    <w:p>
+      <w:pPr>
+        <w:rPr>
+          <w:sz w:val="20"/>
+          <w:szCs w:val="20"/>
+          <w:lang w:val="en-US"/>
+        </w:rPr>
+      </w:pPr>
+      <w:r>
+        <w:rPr>
+          <w:sz w:val="20"/>
+          <w:szCs w:val="20"/>
+          <w:lang w:val="en-US"/>
+        </w:rPr>
+        <w:t xml:space="preserve">  - RMSE: 48672665538.386 </w:t>
+      </w:r>
+    </w:p>
+    <w:p>
+      <w:pPr>
+        <w:rPr>
+          <w:sz w:val="20"/>
+          <w:szCs w:val="20"/>
+          <w:lang w:val="en-US"/>
+        </w:rPr>
+      </w:pPr>
+      <w:r>
+        <w:rPr>
+          <w:sz w:val="20"/>
+          <w:szCs w:val="20"/>
+          <w:lang w:val="en-US"/>
+        </w:rPr>
+        <w:t xml:space="preserve">  </w:t>
+      </w:r>
+      <w:r>
+        <w:rPr>
+          <w:sz w:val="20"/>
+          <w:szCs w:val="20"/>
+          <w:lang w:val="en-US"/>
+        </w:rPr>
+        <w:t xml:space="preserve">- R-squared (R²): 0.0063 </w:t>
+      </w:r>
+    </w:p>
+    <w:p>
+      <w:pPr>
+        <w:rPr>
+          <w:sz w:val="20"/>
+          <w:szCs w:val="20"/>
+          <w:lang w:val="en-US"/>
+        </w:rPr>
+      </w:pPr>
+    </w:p>
+    <w:p>
+      <w:pPr>
         <w:rPr>
           <w:b/>
           <w:bCs/>
-        </w:rPr>
-        <w:t xml:space="preserve"> Basis </w:t>
-      </w:r>
-      <w:proofErr w:type="spellStart"/>
+          <w:lang w:val="en-US"/>
+        </w:rPr>
+      </w:pPr>
       <w:r>
         <w:rPr>
           <w:b/>
           <w:bCs/>
+          <w:lang w:val="en-US"/>
+        </w:rPr>
+        <w:t xml:space="preserve">Best Basis </w:t>
+      </w:r>
+      <w:proofErr w:type="spellStart"/>
+      <w:r>
+        <w:rPr>
+          <w:b/>
+          <w:bCs/>
+          <w:lang w:val="en-US"/>
         </w:rPr>
         <w:t>Funcion</w:t>
       </w:r>
@@ -1317,7 +1903,25 @@
           <w:szCs w:val="20"/>
           <w:lang w:val="en-US"/>
         </w:rPr>
-        <w:t>&gt; cat("--- Basis Function Tuning Complete ---\n")</w:t>
+        <w:t xml:space="preserve">&gt; </w:t>
+      </w:r>
+      <w:proofErr w:type="gramStart"/>
+      <w:r>
+        <w:rPr>
+          <w:sz w:val="20"/>
+          <w:szCs w:val="20"/>
+          <w:lang w:val="en-US"/>
+        </w:rPr>
+        <w:t>cat(</w:t>
+      </w:r>
+      <w:proofErr w:type="gramEnd"/>
+      <w:r>
+        <w:rPr>
+          <w:sz w:val="20"/>
+          <w:szCs w:val="20"/>
+          <w:lang w:val="en-US"/>
+        </w:rPr>
+        <w:t>"--- Basis Function Tuning Complete ---\n")</w:t>
       </w:r>
     </w:p>
     <w:p>
@@ -1657,6 +2261,1428 @@
           <w:lang w:val="en-US"/>
         </w:rPr>
       </w:pPr>
+    </w:p>
+    <w:p>
+      <w:pPr>
+        <w:rPr>
+          <w:b/>
+          <w:bCs/>
+          <w:lang w:val="en-US"/>
+        </w:rPr>
+      </w:pPr>
+    </w:p>
+    <w:p>
+      <w:pPr>
+        <w:rPr>
+          <w:b/>
+          <w:bCs/>
+          <w:lang w:val="en-US"/>
+        </w:rPr>
+      </w:pPr>
+      <w:r>
+        <w:rPr>
+          <w:b/>
+          <w:bCs/>
+          <w:lang w:val="en-US"/>
+        </w:rPr>
+        <w:t>Summary</w:t>
+      </w:r>
+    </w:p>
+    <w:p>
+      <w:pPr>
+        <w:rPr>
+          <w:lang w:val="en-US"/>
+        </w:rPr>
+      </w:pPr>
+      <w:r>
+        <w:rPr>
+          <w:lang w:val="en-US"/>
+        </w:rPr>
+        <w:t xml:space="preserve">Family: </w:t>
+      </w:r>
+      <w:proofErr w:type="spellStart"/>
+      <w:r>
+        <w:rPr>
+          <w:lang w:val="en-US"/>
+        </w:rPr>
+        <w:t>poisson</w:t>
+      </w:r>
+      <w:proofErr w:type="spellEnd"/>
+      <w:r>
+        <w:rPr>
+          <w:lang w:val="en-US"/>
+        </w:rPr>
+        <w:t xml:space="preserve"> </w:t>
+      </w:r>
+    </w:p>
+    <w:p>
+      <w:pPr>
+        <w:rPr>
+          <w:lang w:val="en-US"/>
+        </w:rPr>
+      </w:pPr>
+      <w:r>
+        <w:rPr>
+          <w:lang w:val="en-US"/>
+        </w:rPr>
+        <w:t xml:space="preserve">Link function: log </w:t>
+      </w:r>
+    </w:p>
+    <w:p>
+      <w:pPr>
+        <w:rPr>
+          <w:lang w:val="en-US"/>
+        </w:rPr>
+      </w:pPr>
+    </w:p>
+    <w:p>
+      <w:pPr>
+        <w:rPr>
+          <w:lang w:val="en-US"/>
+        </w:rPr>
+      </w:pPr>
+      <w:r>
+        <w:rPr>
+          <w:lang w:val="en-US"/>
+        </w:rPr>
+        <w:t>Formula:</w:t>
+      </w:r>
+    </w:p>
+    <w:p>
+      <w:pPr>
+        <w:rPr>
+          <w:lang w:val="en-US"/>
+        </w:rPr>
+      </w:pPr>
+      <w:r>
+        <w:rPr>
+          <w:lang w:val="en-US"/>
+        </w:rPr>
+        <w:t xml:space="preserve">count ~ </w:t>
+      </w:r>
+      <w:proofErr w:type="spellStart"/>
+      <w:proofErr w:type="gramStart"/>
+      <w:r>
+        <w:rPr>
+          <w:lang w:val="en-US"/>
+        </w:rPr>
+        <w:t>te</w:t>
+      </w:r>
+      <w:proofErr w:type="spellEnd"/>
+      <w:r>
+        <w:rPr>
+          <w:lang w:val="en-US"/>
+        </w:rPr>
+        <w:t>(</w:t>
+      </w:r>
+      <w:proofErr w:type="gramEnd"/>
+      <w:r>
+        <w:rPr>
+          <w:lang w:val="en-US"/>
+        </w:rPr>
+        <w:t xml:space="preserve">Longitude, Latitude, k = K_FIXED) + </w:t>
+      </w:r>
+      <w:proofErr w:type="gramStart"/>
+      <w:r>
+        <w:rPr>
+          <w:lang w:val="en-US"/>
+        </w:rPr>
+        <w:t>s(</w:t>
+      </w:r>
+      <w:proofErr w:type="gramEnd"/>
+      <w:r>
+        <w:rPr>
+          <w:lang w:val="en-US"/>
+        </w:rPr>
+        <w:t>elevation, bs = "</w:t>
+      </w:r>
+      <w:proofErr w:type="spellStart"/>
+      <w:r>
+        <w:rPr>
+          <w:lang w:val="en-US"/>
+        </w:rPr>
+        <w:t>cr</w:t>
+      </w:r>
+      <w:proofErr w:type="spellEnd"/>
+      <w:r>
+        <w:rPr>
+          <w:lang w:val="en-US"/>
+        </w:rPr>
+        <w:t xml:space="preserve">", </w:t>
+      </w:r>
+    </w:p>
+    <w:p>
+      <w:pPr>
+        <w:rPr>
+          <w:lang w:val="en-US"/>
+        </w:rPr>
+      </w:pPr>
+      <w:r>
+        <w:rPr>
+          <w:lang w:val="en-US"/>
+        </w:rPr>
+        <w:t xml:space="preserve">    k = 20) + </w:t>
+      </w:r>
+      <w:proofErr w:type="gramStart"/>
+      <w:r>
+        <w:rPr>
+          <w:lang w:val="en-US"/>
+        </w:rPr>
+        <w:t>s(</w:t>
+      </w:r>
+      <w:proofErr w:type="spellStart"/>
+      <w:proofErr w:type="gramEnd"/>
+      <w:r>
+        <w:rPr>
+          <w:lang w:val="en-US"/>
+        </w:rPr>
+        <w:t>tavg</w:t>
+      </w:r>
+      <w:proofErr w:type="spellEnd"/>
+      <w:r>
+        <w:rPr>
+          <w:lang w:val="en-US"/>
+        </w:rPr>
+        <w:t>, bs = "</w:t>
+      </w:r>
+      <w:proofErr w:type="spellStart"/>
+      <w:r>
+        <w:rPr>
+          <w:lang w:val="en-US"/>
+        </w:rPr>
+        <w:t>cr</w:t>
+      </w:r>
+      <w:proofErr w:type="spellEnd"/>
+      <w:r>
+        <w:rPr>
+          <w:lang w:val="en-US"/>
+        </w:rPr>
+        <w:t xml:space="preserve">", k = 20) + </w:t>
+      </w:r>
+      <w:proofErr w:type="gramStart"/>
+      <w:r>
+        <w:rPr>
+          <w:lang w:val="en-US"/>
+        </w:rPr>
+        <w:t>s(</w:t>
+      </w:r>
+      <w:proofErr w:type="spellStart"/>
+      <w:proofErr w:type="gramEnd"/>
+      <w:r>
+        <w:rPr>
+          <w:lang w:val="en-US"/>
+        </w:rPr>
+        <w:t>tmax</w:t>
+      </w:r>
+      <w:proofErr w:type="spellEnd"/>
+      <w:r>
+        <w:rPr>
+          <w:lang w:val="en-US"/>
+        </w:rPr>
+        <w:t xml:space="preserve">, bs = "cs", </w:t>
+      </w:r>
+    </w:p>
+    <w:p>
+      <w:pPr>
+        <w:rPr>
+          <w:lang w:val="en-US"/>
+        </w:rPr>
+      </w:pPr>
+      <w:r>
+        <w:rPr>
+          <w:lang w:val="en-US"/>
+        </w:rPr>
+        <w:t xml:space="preserve">    k = 20) + </w:t>
+      </w:r>
+      <w:proofErr w:type="gramStart"/>
+      <w:r>
+        <w:rPr>
+          <w:lang w:val="en-US"/>
+        </w:rPr>
+        <w:t>s(</w:t>
+      </w:r>
+      <w:proofErr w:type="spellStart"/>
+      <w:proofErr w:type="gramEnd"/>
+      <w:r>
+        <w:rPr>
+          <w:lang w:val="en-US"/>
+        </w:rPr>
+        <w:t>prcp</w:t>
+      </w:r>
+      <w:proofErr w:type="spellEnd"/>
+      <w:r>
+        <w:rPr>
+          <w:lang w:val="en-US"/>
+        </w:rPr>
+        <w:t>, bs = "</w:t>
+      </w:r>
+      <w:proofErr w:type="spellStart"/>
+      <w:r>
+        <w:rPr>
+          <w:lang w:val="en-US"/>
+        </w:rPr>
+        <w:t>cr</w:t>
+      </w:r>
+      <w:proofErr w:type="spellEnd"/>
+      <w:r>
+        <w:rPr>
+          <w:lang w:val="en-US"/>
+        </w:rPr>
+        <w:t xml:space="preserve">", k = 20) + </w:t>
+      </w:r>
+      <w:proofErr w:type="gramStart"/>
+      <w:r>
+        <w:rPr>
+          <w:lang w:val="en-US"/>
+        </w:rPr>
+        <w:t>s(</w:t>
+      </w:r>
+      <w:proofErr w:type="spellStart"/>
+      <w:proofErr w:type="gramEnd"/>
+      <w:r>
+        <w:rPr>
+          <w:lang w:val="en-US"/>
+        </w:rPr>
+        <w:t>wdir</w:t>
+      </w:r>
+      <w:proofErr w:type="spellEnd"/>
+      <w:r>
+        <w:rPr>
+          <w:lang w:val="en-US"/>
+        </w:rPr>
+        <w:t>, bs = "</w:t>
+      </w:r>
+      <w:proofErr w:type="spellStart"/>
+      <w:r>
+        <w:rPr>
+          <w:lang w:val="en-US"/>
+        </w:rPr>
+        <w:t>tp</w:t>
+      </w:r>
+      <w:proofErr w:type="spellEnd"/>
+      <w:r>
+        <w:rPr>
+          <w:lang w:val="en-US"/>
+        </w:rPr>
+        <w:t xml:space="preserve">", </w:t>
+      </w:r>
+    </w:p>
+    <w:p>
+      <w:pPr>
+        <w:rPr>
+          <w:lang w:val="en-US"/>
+        </w:rPr>
+      </w:pPr>
+      <w:r>
+        <w:rPr>
+          <w:lang w:val="en-US"/>
+        </w:rPr>
+        <w:t xml:space="preserve">    k = 20) + </w:t>
+      </w:r>
+      <w:proofErr w:type="gramStart"/>
+      <w:r>
+        <w:rPr>
+          <w:lang w:val="en-US"/>
+        </w:rPr>
+        <w:t>s(</w:t>
+      </w:r>
+      <w:proofErr w:type="spellStart"/>
+      <w:proofErr w:type="gramEnd"/>
+      <w:r>
+        <w:rPr>
+          <w:lang w:val="en-US"/>
+        </w:rPr>
+        <w:t>wspd</w:t>
+      </w:r>
+      <w:proofErr w:type="spellEnd"/>
+      <w:r>
+        <w:rPr>
+          <w:lang w:val="en-US"/>
+        </w:rPr>
+        <w:t>, bs = "</w:t>
+      </w:r>
+      <w:proofErr w:type="spellStart"/>
+      <w:r>
+        <w:rPr>
+          <w:lang w:val="en-US"/>
+        </w:rPr>
+        <w:t>cr</w:t>
+      </w:r>
+      <w:proofErr w:type="spellEnd"/>
+      <w:r>
+        <w:rPr>
+          <w:lang w:val="en-US"/>
+        </w:rPr>
+        <w:t xml:space="preserve">", k = 20) + </w:t>
+      </w:r>
+      <w:proofErr w:type="gramStart"/>
+      <w:r>
+        <w:rPr>
+          <w:lang w:val="en-US"/>
+        </w:rPr>
+        <w:t>s(</w:t>
+      </w:r>
+      <w:proofErr w:type="spellStart"/>
+      <w:proofErr w:type="gramEnd"/>
+      <w:r>
+        <w:rPr>
+          <w:lang w:val="en-US"/>
+        </w:rPr>
+        <w:t>pres</w:t>
+      </w:r>
+      <w:proofErr w:type="spellEnd"/>
+      <w:r>
+        <w:rPr>
+          <w:lang w:val="en-US"/>
+        </w:rPr>
+        <w:t>, bs = "</w:t>
+      </w:r>
+      <w:proofErr w:type="spellStart"/>
+      <w:r>
+        <w:rPr>
+          <w:lang w:val="en-US"/>
+        </w:rPr>
+        <w:t>cr</w:t>
+      </w:r>
+      <w:proofErr w:type="spellEnd"/>
+      <w:r>
+        <w:rPr>
+          <w:lang w:val="en-US"/>
+        </w:rPr>
+        <w:t xml:space="preserve">", </w:t>
+      </w:r>
+    </w:p>
+    <w:p>
+      <w:pPr>
+        <w:rPr>
+          <w:lang w:val="en-US"/>
+        </w:rPr>
+      </w:pPr>
+      <w:r>
+        <w:rPr>
+          <w:lang w:val="en-US"/>
+        </w:rPr>
+        <w:t xml:space="preserve">    k = 20)</w:t>
+      </w:r>
+    </w:p>
+    <w:p>
+      <w:pPr>
+        <w:rPr>
+          <w:lang w:val="en-US"/>
+        </w:rPr>
+      </w:pPr>
+    </w:p>
+    <w:p>
+      <w:pPr>
+        <w:rPr>
+          <w:lang w:val="en-US"/>
+        </w:rPr>
+      </w:pPr>
+      <w:r>
+        <w:rPr>
+          <w:lang w:val="en-US"/>
+        </w:rPr>
+        <w:t>Parametric coefficients:</w:t>
+      </w:r>
+    </w:p>
+    <w:p>
+      <w:pPr>
+        <w:rPr>
+          <w:lang w:val="en-US"/>
+        </w:rPr>
+      </w:pPr>
+      <w:r>
+        <w:rPr>
+          <w:lang w:val="en-US"/>
+        </w:rPr>
+        <w:t xml:space="preserve">            Estimate Std. Error z value </w:t>
+      </w:r>
+      <w:proofErr w:type="spellStart"/>
+      <w:r>
+        <w:rPr>
+          <w:lang w:val="en-US"/>
+        </w:rPr>
+        <w:t>Pr</w:t>
+      </w:r>
+      <w:proofErr w:type="spellEnd"/>
+      <w:r>
+        <w:rPr>
+          <w:lang w:val="en-US"/>
+        </w:rPr>
+        <w:t xml:space="preserve">(&gt;|z|)    </w:t>
+      </w:r>
+    </w:p>
+    <w:p>
+      <w:pPr>
+        <w:rPr>
+          <w:lang w:val="en-US"/>
+        </w:rPr>
+      </w:pPr>
+      <w:r>
+        <w:rPr>
+          <w:lang w:val="en-US"/>
+        </w:rPr>
+        <w:t xml:space="preserve">(Intercept) -0.91874    </w:t>
+      </w:r>
+      <w:proofErr w:type="gramStart"/>
+      <w:r>
+        <w:rPr>
+          <w:lang w:val="en-US"/>
+        </w:rPr>
+        <w:t>0.03546  -</w:t>
+      </w:r>
+      <w:proofErr w:type="gramEnd"/>
+      <w:r>
+        <w:rPr>
+          <w:lang w:val="en-US"/>
+        </w:rPr>
+        <w:t>25.91   &lt;2e-16 ***</w:t>
+      </w:r>
+    </w:p>
+    <w:p>
+      <w:pPr>
+        <w:rPr>
+          <w:lang w:val="en-US"/>
+        </w:rPr>
+      </w:pPr>
+      <w:r>
+        <w:rPr>
+          <w:lang w:val="en-US"/>
+        </w:rPr>
+        <w:t>---</w:t>
+      </w:r>
+    </w:p>
+    <w:p>
+      <w:pPr>
+        <w:rPr>
+          <w:lang w:val="en-US"/>
+        </w:rPr>
+      </w:pPr>
+      <w:proofErr w:type="spellStart"/>
+      <w:r>
+        <w:rPr>
+          <w:lang w:val="en-US"/>
+        </w:rPr>
+        <w:t>Signif</w:t>
+      </w:r>
+      <w:proofErr w:type="spellEnd"/>
+      <w:r>
+        <w:rPr>
+          <w:lang w:val="en-US"/>
+        </w:rPr>
+        <w:t>. codes</w:t>
+      </w:r>
+      <w:proofErr w:type="gramStart"/>
+      <w:r>
+        <w:rPr>
+          <w:lang w:val="en-US"/>
+        </w:rPr>
+        <w:t>:  0 ‘</w:t>
+      </w:r>
+      <w:proofErr w:type="gramEnd"/>
+      <w:r>
+        <w:rPr>
+          <w:lang w:val="en-US"/>
+        </w:rPr>
+        <w:t xml:space="preserve">***’ </w:t>
+      </w:r>
+      <w:proofErr w:type="gramStart"/>
+      <w:r>
+        <w:rPr>
+          <w:lang w:val="en-US"/>
+        </w:rPr>
+        <w:t>0.001 ‘*</w:t>
+      </w:r>
+      <w:proofErr w:type="gramEnd"/>
+      <w:r>
+        <w:rPr>
+          <w:lang w:val="en-US"/>
+        </w:rPr>
+        <w:t xml:space="preserve">*’ </w:t>
+      </w:r>
+      <w:proofErr w:type="gramStart"/>
+      <w:r>
+        <w:rPr>
+          <w:lang w:val="en-US"/>
+        </w:rPr>
+        <w:t>0.01 ‘*</w:t>
+      </w:r>
+      <w:proofErr w:type="gramEnd"/>
+      <w:r>
+        <w:rPr>
+          <w:lang w:val="en-US"/>
+        </w:rPr>
+        <w:t xml:space="preserve">’ 0.05 ‘.’ 0.1 </w:t>
+      </w:r>
+      <w:proofErr w:type="gramStart"/>
+      <w:r>
+        <w:rPr>
+          <w:lang w:val="en-US"/>
+        </w:rPr>
+        <w:t>‘ ’</w:t>
+      </w:r>
+      <w:proofErr w:type="gramEnd"/>
+      <w:r>
+        <w:rPr>
+          <w:lang w:val="en-US"/>
+        </w:rPr>
+        <w:t xml:space="preserve"> 1</w:t>
+      </w:r>
+    </w:p>
+    <w:p>
+      <w:pPr>
+        <w:rPr>
+          <w:lang w:val="en-US"/>
+        </w:rPr>
+      </w:pPr>
+    </w:p>
+    <w:p>
+      <w:pPr>
+        <w:rPr>
+          <w:lang w:val="en-US"/>
+        </w:rPr>
+      </w:pPr>
+      <w:r>
+        <w:rPr>
+          <w:lang w:val="en-US"/>
+        </w:rPr>
+        <w:t>Approximate significance of smooth terms:</w:t>
+      </w:r>
+    </w:p>
+    <w:p>
+      <w:pPr>
+        <w:rPr>
+          <w:lang w:val="en-US"/>
+        </w:rPr>
+      </w:pPr>
+      <w:r>
+        <w:rPr>
+          <w:lang w:val="en-US"/>
+        </w:rPr>
+        <w:t xml:space="preserve">                          </w:t>
+      </w:r>
+      <w:proofErr w:type="spellStart"/>
+      <w:r>
+        <w:rPr>
+          <w:lang w:val="en-US"/>
+        </w:rPr>
+        <w:t>edf</w:t>
+      </w:r>
+      <w:proofErr w:type="spellEnd"/>
+      <w:r>
+        <w:rPr>
+          <w:lang w:val="en-US"/>
+        </w:rPr>
+        <w:t xml:space="preserve"> </w:t>
+      </w:r>
+      <w:proofErr w:type="spellStart"/>
+      <w:proofErr w:type="gramStart"/>
+      <w:r>
+        <w:rPr>
+          <w:lang w:val="en-US"/>
+        </w:rPr>
+        <w:t>Ref.df</w:t>
+      </w:r>
+      <w:proofErr w:type="spellEnd"/>
+      <w:r>
+        <w:rPr>
+          <w:lang w:val="en-US"/>
+        </w:rPr>
+        <w:t xml:space="preserve">  </w:t>
+      </w:r>
+      <w:proofErr w:type="spellStart"/>
+      <w:r>
+        <w:rPr>
+          <w:lang w:val="en-US"/>
+        </w:rPr>
+        <w:t>Chi.sq</w:t>
+      </w:r>
+      <w:proofErr w:type="spellEnd"/>
+      <w:proofErr w:type="gramEnd"/>
+      <w:r>
+        <w:rPr>
+          <w:lang w:val="en-US"/>
+        </w:rPr>
+        <w:t xml:space="preserve"> p-value    </w:t>
+      </w:r>
+    </w:p>
+    <w:p>
+      <w:pPr>
+        <w:rPr>
+          <w:lang w:val="it-IT"/>
+        </w:rPr>
+      </w:pPr>
+      <w:proofErr w:type="gramStart"/>
+      <w:r>
+        <w:rPr>
+          <w:lang w:val="it-IT"/>
+        </w:rPr>
+        <w:t>te(</w:t>
+      </w:r>
+      <w:proofErr w:type="spellStart"/>
+      <w:r>
+        <w:rPr>
+          <w:lang w:val="it-IT"/>
+        </w:rPr>
+        <w:t>Longitude,Latitude</w:t>
+      </w:r>
+      <w:proofErr w:type="spellEnd"/>
+      <w:proofErr w:type="gramEnd"/>
+      <w:r>
+        <w:rPr>
+          <w:lang w:val="it-IT"/>
+        </w:rPr>
+        <w:t xml:space="preserve">) 162.28 166.68 </w:t>
+      </w:r>
+      <w:proofErr w:type="gramStart"/>
+      <w:r>
+        <w:rPr>
+          <w:lang w:val="it-IT"/>
+        </w:rPr>
+        <w:t>54903.1  &lt;</w:t>
+      </w:r>
+      <w:proofErr w:type="gramEnd"/>
+      <w:r>
+        <w:rPr>
+          <w:lang w:val="it-IT"/>
+        </w:rPr>
+        <w:t>2e-16 ***</w:t>
+      </w:r>
+    </w:p>
+    <w:p>
+      <w:pPr>
+        <w:rPr>
+          <w:lang w:val="it-IT"/>
+        </w:rPr>
+      </w:pPr>
+      <w:r>
+        <w:rPr>
+          <w:lang w:val="it-IT"/>
+        </w:rPr>
+        <w:t>s(</w:t>
+      </w:r>
+      <w:proofErr w:type="spellStart"/>
+      <w:proofErr w:type="gramStart"/>
+      <w:r>
+        <w:rPr>
+          <w:lang w:val="it-IT"/>
+        </w:rPr>
+        <w:t>elevation</w:t>
+      </w:r>
+      <w:proofErr w:type="spellEnd"/>
+      <w:r>
+        <w:rPr>
+          <w:lang w:val="it-IT"/>
+        </w:rPr>
+        <w:t xml:space="preserve">)   </w:t>
+      </w:r>
+      <w:proofErr w:type="gramEnd"/>
+      <w:r>
+        <w:rPr>
+          <w:lang w:val="it-IT"/>
+        </w:rPr>
+        <w:t xml:space="preserve">         </w:t>
+      </w:r>
+      <w:proofErr w:type="gramStart"/>
+      <w:r>
+        <w:rPr>
+          <w:lang w:val="it-IT"/>
+        </w:rPr>
+        <w:t>18.11  18.26</w:t>
+      </w:r>
+      <w:proofErr w:type="gramEnd"/>
+      <w:r>
+        <w:rPr>
+          <w:lang w:val="it-IT"/>
+        </w:rPr>
+        <w:t xml:space="preserve">   </w:t>
+      </w:r>
+      <w:proofErr w:type="gramStart"/>
+      <w:r>
+        <w:rPr>
+          <w:lang w:val="it-IT"/>
+        </w:rPr>
+        <w:t>509.6  &lt;</w:t>
+      </w:r>
+      <w:proofErr w:type="gramEnd"/>
+      <w:r>
+        <w:rPr>
+          <w:lang w:val="it-IT"/>
+        </w:rPr>
+        <w:t>2e-16 ***</w:t>
+      </w:r>
+    </w:p>
+    <w:p>
+      <w:pPr>
+        <w:rPr>
+          <w:lang w:val="en-US"/>
+        </w:rPr>
+      </w:pPr>
+      <w:r>
+        <w:rPr>
+          <w:lang w:val="en-US"/>
+        </w:rPr>
+        <w:t>s(</w:t>
+      </w:r>
+      <w:proofErr w:type="spellStart"/>
+      <w:proofErr w:type="gramStart"/>
+      <w:r>
+        <w:rPr>
+          <w:lang w:val="en-US"/>
+        </w:rPr>
+        <w:t>tavg</w:t>
+      </w:r>
+      <w:proofErr w:type="spellEnd"/>
+      <w:r>
+        <w:rPr>
+          <w:lang w:val="en-US"/>
+        </w:rPr>
+        <w:t xml:space="preserve">)   </w:t>
+      </w:r>
+      <w:proofErr w:type="gramEnd"/>
+      <w:r>
+        <w:rPr>
+          <w:lang w:val="en-US"/>
+        </w:rPr>
+        <w:t xml:space="preserve">              </w:t>
+      </w:r>
+      <w:proofErr w:type="gramStart"/>
+      <w:r>
+        <w:rPr>
+          <w:lang w:val="en-US"/>
+        </w:rPr>
+        <w:t>17.73  18.60</w:t>
+      </w:r>
+      <w:proofErr w:type="gramEnd"/>
+      <w:r>
+        <w:rPr>
+          <w:lang w:val="en-US"/>
+        </w:rPr>
+        <w:t xml:space="preserve">   </w:t>
+      </w:r>
+      <w:proofErr w:type="gramStart"/>
+      <w:r>
+        <w:rPr>
+          <w:lang w:val="en-US"/>
+        </w:rPr>
+        <w:t>891.7  &lt;</w:t>
+      </w:r>
+      <w:proofErr w:type="gramEnd"/>
+      <w:r>
+        <w:rPr>
+          <w:lang w:val="en-US"/>
+        </w:rPr>
+        <w:t>2e-16 ***</w:t>
+      </w:r>
+    </w:p>
+    <w:p>
+      <w:pPr>
+        <w:rPr>
+          <w:lang w:val="en-US"/>
+        </w:rPr>
+      </w:pPr>
+      <w:r>
+        <w:rPr>
+          <w:lang w:val="en-US"/>
+        </w:rPr>
+        <w:t>s(</w:t>
+      </w:r>
+      <w:proofErr w:type="spellStart"/>
+      <w:proofErr w:type="gramStart"/>
+      <w:r>
+        <w:rPr>
+          <w:lang w:val="en-US"/>
+        </w:rPr>
+        <w:t>tmax</w:t>
+      </w:r>
+      <w:proofErr w:type="spellEnd"/>
+      <w:r>
+        <w:rPr>
+          <w:lang w:val="en-US"/>
+        </w:rPr>
+        <w:t xml:space="preserve">)   </w:t>
+      </w:r>
+      <w:proofErr w:type="gramEnd"/>
+      <w:r>
+        <w:rPr>
+          <w:lang w:val="en-US"/>
+        </w:rPr>
+        <w:t xml:space="preserve">              </w:t>
+      </w:r>
+      <w:proofErr w:type="gramStart"/>
+      <w:r>
+        <w:rPr>
+          <w:lang w:val="en-US"/>
+        </w:rPr>
+        <w:t>18.09  19.00</w:t>
+      </w:r>
+      <w:proofErr w:type="gramEnd"/>
+      <w:r>
+        <w:rPr>
+          <w:lang w:val="en-US"/>
+        </w:rPr>
+        <w:t xml:space="preserve">   </w:t>
+      </w:r>
+      <w:proofErr w:type="gramStart"/>
+      <w:r>
+        <w:rPr>
+          <w:lang w:val="en-US"/>
+        </w:rPr>
+        <w:t>780.8  &lt;</w:t>
+      </w:r>
+      <w:proofErr w:type="gramEnd"/>
+      <w:r>
+        <w:rPr>
+          <w:lang w:val="en-US"/>
+        </w:rPr>
+        <w:t>2e-16 ***</w:t>
+      </w:r>
+    </w:p>
+    <w:p>
+      <w:pPr>
+        <w:rPr>
+          <w:lang w:val="en-US"/>
+        </w:rPr>
+      </w:pPr>
+      <w:r>
+        <w:rPr>
+          <w:lang w:val="en-US"/>
+        </w:rPr>
+        <w:t>s(</w:t>
+      </w:r>
+      <w:proofErr w:type="spellStart"/>
+      <w:proofErr w:type="gramStart"/>
+      <w:r>
+        <w:rPr>
+          <w:lang w:val="en-US"/>
+        </w:rPr>
+        <w:t>prcp</w:t>
+      </w:r>
+      <w:proofErr w:type="spellEnd"/>
+      <w:r>
+        <w:rPr>
+          <w:lang w:val="en-US"/>
+        </w:rPr>
+        <w:t xml:space="preserve">)   </w:t>
+      </w:r>
+      <w:proofErr w:type="gramEnd"/>
+      <w:r>
+        <w:rPr>
+          <w:lang w:val="en-US"/>
+        </w:rPr>
+        <w:t xml:space="preserve">              </w:t>
+      </w:r>
+      <w:proofErr w:type="gramStart"/>
+      <w:r>
+        <w:rPr>
+          <w:lang w:val="en-US"/>
+        </w:rPr>
+        <w:t>18.83  18.99</w:t>
+      </w:r>
+      <w:proofErr w:type="gramEnd"/>
+      <w:r>
+        <w:rPr>
+          <w:lang w:val="en-US"/>
+        </w:rPr>
+        <w:t xml:space="preserve">  </w:t>
+      </w:r>
+      <w:proofErr w:type="gramStart"/>
+      <w:r>
+        <w:rPr>
+          <w:lang w:val="en-US"/>
+        </w:rPr>
+        <w:t>1948.5  &lt;</w:t>
+      </w:r>
+      <w:proofErr w:type="gramEnd"/>
+      <w:r>
+        <w:rPr>
+          <w:lang w:val="en-US"/>
+        </w:rPr>
+        <w:t>2e-16 ***</w:t>
+      </w:r>
+    </w:p>
+    <w:p>
+      <w:pPr>
+        <w:rPr>
+          <w:lang w:val="en-US"/>
+        </w:rPr>
+      </w:pPr>
+      <w:r>
+        <w:rPr>
+          <w:lang w:val="en-US"/>
+        </w:rPr>
+        <w:t>s(</w:t>
+      </w:r>
+      <w:proofErr w:type="spellStart"/>
+      <w:proofErr w:type="gramStart"/>
+      <w:r>
+        <w:rPr>
+          <w:lang w:val="en-US"/>
+        </w:rPr>
+        <w:t>wdir</w:t>
+      </w:r>
+      <w:proofErr w:type="spellEnd"/>
+      <w:r>
+        <w:rPr>
+          <w:lang w:val="en-US"/>
+        </w:rPr>
+        <w:t xml:space="preserve">)   </w:t>
+      </w:r>
+      <w:proofErr w:type="gramEnd"/>
+      <w:r>
+        <w:rPr>
+          <w:lang w:val="en-US"/>
+        </w:rPr>
+        <w:t xml:space="preserve">              </w:t>
+      </w:r>
+      <w:proofErr w:type="gramStart"/>
+      <w:r>
+        <w:rPr>
+          <w:lang w:val="en-US"/>
+        </w:rPr>
+        <w:t>18.77  18.99</w:t>
+      </w:r>
+      <w:proofErr w:type="gramEnd"/>
+      <w:r>
+        <w:rPr>
+          <w:lang w:val="en-US"/>
+        </w:rPr>
+        <w:t xml:space="preserve">  </w:t>
+      </w:r>
+      <w:proofErr w:type="gramStart"/>
+      <w:r>
+        <w:rPr>
+          <w:lang w:val="en-US"/>
+        </w:rPr>
+        <w:t>1544.7  &lt;</w:t>
+      </w:r>
+      <w:proofErr w:type="gramEnd"/>
+      <w:r>
+        <w:rPr>
+          <w:lang w:val="en-US"/>
+        </w:rPr>
+        <w:t>2e-16 ***</w:t>
+      </w:r>
+    </w:p>
+    <w:p>
+      <w:pPr>
+        <w:rPr>
+          <w:lang w:val="en-US"/>
+        </w:rPr>
+      </w:pPr>
+      <w:r>
+        <w:rPr>
+          <w:lang w:val="en-US"/>
+        </w:rPr>
+        <w:t>s(</w:t>
+      </w:r>
+      <w:proofErr w:type="spellStart"/>
+      <w:proofErr w:type="gramStart"/>
+      <w:r>
+        <w:rPr>
+          <w:lang w:val="en-US"/>
+        </w:rPr>
+        <w:t>wspd</w:t>
+      </w:r>
+      <w:proofErr w:type="spellEnd"/>
+      <w:r>
+        <w:rPr>
+          <w:lang w:val="en-US"/>
+        </w:rPr>
+        <w:t xml:space="preserve">)   </w:t>
+      </w:r>
+      <w:proofErr w:type="gramEnd"/>
+      <w:r>
+        <w:rPr>
+          <w:lang w:val="en-US"/>
+        </w:rPr>
+        <w:t xml:space="preserve">              </w:t>
+      </w:r>
+      <w:proofErr w:type="gramStart"/>
+      <w:r>
+        <w:rPr>
+          <w:lang w:val="en-US"/>
+        </w:rPr>
+        <w:t>17.35  18.56</w:t>
+      </w:r>
+      <w:proofErr w:type="gramEnd"/>
+      <w:r>
+        <w:rPr>
+          <w:lang w:val="en-US"/>
+        </w:rPr>
+        <w:t xml:space="preserve">   </w:t>
+      </w:r>
+      <w:proofErr w:type="gramStart"/>
+      <w:r>
+        <w:rPr>
+          <w:lang w:val="en-US"/>
+        </w:rPr>
+        <w:t>322.9  &lt;</w:t>
+      </w:r>
+      <w:proofErr w:type="gramEnd"/>
+      <w:r>
+        <w:rPr>
+          <w:lang w:val="en-US"/>
+        </w:rPr>
+        <w:t>2e-16 ***</w:t>
+      </w:r>
+    </w:p>
+    <w:p>
+      <w:pPr>
+        <w:rPr>
+          <w:lang w:val="en-US"/>
+        </w:rPr>
+      </w:pPr>
+      <w:r>
+        <w:rPr>
+          <w:lang w:val="en-US"/>
+        </w:rPr>
+        <w:t>s(</w:t>
+      </w:r>
+      <w:proofErr w:type="spellStart"/>
+      <w:proofErr w:type="gramStart"/>
+      <w:r>
+        <w:rPr>
+          <w:lang w:val="en-US"/>
+        </w:rPr>
+        <w:t>pres</w:t>
+      </w:r>
+      <w:proofErr w:type="spellEnd"/>
+      <w:r>
+        <w:rPr>
+          <w:lang w:val="en-US"/>
+        </w:rPr>
+        <w:t xml:space="preserve">)   </w:t>
+      </w:r>
+      <w:proofErr w:type="gramEnd"/>
+      <w:r>
+        <w:rPr>
+          <w:lang w:val="en-US"/>
+        </w:rPr>
+        <w:t xml:space="preserve">              </w:t>
+      </w:r>
+      <w:proofErr w:type="gramStart"/>
+      <w:r>
+        <w:rPr>
+          <w:lang w:val="en-US"/>
+        </w:rPr>
+        <w:t>17.70  18.75</w:t>
+      </w:r>
+      <w:proofErr w:type="gramEnd"/>
+      <w:r>
+        <w:rPr>
+          <w:lang w:val="en-US"/>
+        </w:rPr>
+        <w:t xml:space="preserve">   </w:t>
+      </w:r>
+      <w:proofErr w:type="gramStart"/>
+      <w:r>
+        <w:rPr>
+          <w:lang w:val="en-US"/>
+        </w:rPr>
+        <w:t>402.7  &lt;</w:t>
+      </w:r>
+      <w:proofErr w:type="gramEnd"/>
+      <w:r>
+        <w:rPr>
+          <w:lang w:val="en-US"/>
+        </w:rPr>
+        <w:t>2e-16 ***</w:t>
+      </w:r>
+    </w:p>
+    <w:p>
+      <w:pPr>
+        <w:rPr>
+          <w:lang w:val="en-US"/>
+        </w:rPr>
+      </w:pPr>
+      <w:r>
+        <w:rPr>
+          <w:lang w:val="en-US"/>
+        </w:rPr>
+        <w:t>---</w:t>
+      </w:r>
+    </w:p>
+    <w:p>
+      <w:pPr>
+        <w:rPr>
+          <w:lang w:val="en-US"/>
+        </w:rPr>
+      </w:pPr>
+      <w:proofErr w:type="spellStart"/>
+      <w:r>
+        <w:rPr>
+          <w:lang w:val="en-US"/>
+        </w:rPr>
+        <w:t>Signif</w:t>
+      </w:r>
+      <w:proofErr w:type="spellEnd"/>
+      <w:r>
+        <w:rPr>
+          <w:lang w:val="en-US"/>
+        </w:rPr>
+        <w:t>. codes</w:t>
+      </w:r>
+      <w:proofErr w:type="gramStart"/>
+      <w:r>
+        <w:rPr>
+          <w:lang w:val="en-US"/>
+        </w:rPr>
+        <w:t>:  0 ‘</w:t>
+      </w:r>
+      <w:proofErr w:type="gramEnd"/>
+      <w:r>
+        <w:rPr>
+          <w:lang w:val="en-US"/>
+        </w:rPr>
+        <w:t xml:space="preserve">***’ </w:t>
+      </w:r>
+      <w:proofErr w:type="gramStart"/>
+      <w:r>
+        <w:rPr>
+          <w:lang w:val="en-US"/>
+        </w:rPr>
+        <w:t>0.001 ‘*</w:t>
+      </w:r>
+      <w:proofErr w:type="gramEnd"/>
+      <w:r>
+        <w:rPr>
+          <w:lang w:val="en-US"/>
+        </w:rPr>
+        <w:t xml:space="preserve">*’ </w:t>
+      </w:r>
+      <w:proofErr w:type="gramStart"/>
+      <w:r>
+        <w:rPr>
+          <w:lang w:val="en-US"/>
+        </w:rPr>
+        <w:t>0.01 ‘*</w:t>
+      </w:r>
+      <w:proofErr w:type="gramEnd"/>
+      <w:r>
+        <w:rPr>
+          <w:lang w:val="en-US"/>
+        </w:rPr>
+        <w:t xml:space="preserve">’ 0.05 ‘.’ 0.1 </w:t>
+      </w:r>
+      <w:proofErr w:type="gramStart"/>
+      <w:r>
+        <w:rPr>
+          <w:lang w:val="en-US"/>
+        </w:rPr>
+        <w:t>‘ ’</w:t>
+      </w:r>
+      <w:proofErr w:type="gramEnd"/>
+      <w:r>
+        <w:rPr>
+          <w:lang w:val="en-US"/>
+        </w:rPr>
+        <w:t xml:space="preserve"> 1</w:t>
+      </w:r>
+    </w:p>
+    <w:p>
+      <w:pPr>
+        <w:rPr>
+          <w:lang w:val="en-US"/>
+        </w:rPr>
+      </w:pPr>
+    </w:p>
+    <w:p>
+      <w:pPr>
+        <w:rPr>
+          <w:lang w:val="en-US"/>
+        </w:rPr>
+      </w:pPr>
+      <w:r>
+        <w:rPr>
+          <w:lang w:val="en-US"/>
+        </w:rPr>
+        <w:t xml:space="preserve">R-sq.(adj) </w:t>
+      </w:r>
+      <w:proofErr w:type="gramStart"/>
+      <w:r>
+        <w:rPr>
+          <w:lang w:val="en-US"/>
+        </w:rPr>
+        <w:t>=  0.792</w:t>
+      </w:r>
+      <w:proofErr w:type="gramEnd"/>
+      <w:r>
+        <w:rPr>
+          <w:lang w:val="en-US"/>
+        </w:rPr>
+        <w:t xml:space="preserve">   Deviance explained = 87.8%</w:t>
+      </w:r>
+    </w:p>
+    <w:p>
+      <w:pPr>
+        <w:rPr>
+          <w:lang w:val="en-US"/>
+        </w:rPr>
+      </w:pPr>
+      <w:r>
+        <w:rPr>
+          <w:lang w:val="en-US"/>
+        </w:rPr>
+        <w:t xml:space="preserve">-REML </w:t>
+      </w:r>
+      <w:proofErr w:type="gramStart"/>
+      <w:r>
+        <w:rPr>
+          <w:lang w:val="en-US"/>
+        </w:rPr>
+        <w:t>=  21052</w:t>
+      </w:r>
+      <w:proofErr w:type="gramEnd"/>
+      <w:r>
+        <w:rPr>
+          <w:lang w:val="en-US"/>
+        </w:rPr>
+        <w:t xml:space="preserve">  Scale est. = 1         n = 10128</w:t>
+      </w:r>
+    </w:p>
+    <w:p>
+      <w:pPr>
+        <w:rPr>
+          <w:b/>
+          <w:bCs/>
+          <w:lang w:val="en-US"/>
+        </w:rPr>
+      </w:pPr>
+      <w:r>
+        <w:rPr>
+          <w:b/>
+          <w:bCs/>
+          <w:lang w:val="en-US"/>
+        </w:rPr>
+        <w:t>Metrics</w:t>
+      </w:r>
+    </w:p>
+    <w:p>
+      <w:pPr>
+        <w:rPr>
+          <w:lang w:val="en-US"/>
+        </w:rPr>
+      </w:pPr>
+      <w:r>
+        <w:rPr>
+          <w:lang w:val="en-US"/>
+        </w:rPr>
+        <w:t xml:space="preserve">  - Final Test Set RMSE: 1181446061.525 </w:t>
+      </w:r>
+    </w:p>
+    <w:p>
+      <w:pPr>
+        <w:rPr>
+          <w:lang w:val="en-US"/>
+        </w:rPr>
+      </w:pPr>
+      <w:r>
+        <w:rPr>
+          <w:lang w:val="en-US"/>
+        </w:rPr>
+        <w:t xml:space="preserve">  - Final Test Set Correlation: -0.047 </w:t>
+      </w:r>
+    </w:p>
+    <w:p>
+      <w:pPr>
+        <w:rPr>
+          <w:lang w:val="en-US"/>
+        </w:rPr>
+      </w:pPr>
+    </w:p>
+    <w:p>
+      <w:pPr>
+        <w:rPr>
+          <w:lang w:val="en-US"/>
+        </w:rPr>
+      </w:pPr>
+    </w:p>
+    <w:p>
+      <w:pPr>
+        <w:rPr>
+          <w:b/>
+          <w:bCs/>
+          <w:lang w:val="en-US"/>
+        </w:rPr>
+      </w:pPr>
+      <w:r>
+        <w:rPr>
+          <w:b/>
+          <w:bCs/>
+          <w:lang w:val="en-US"/>
+        </w:rPr>
+        <w:t>Comparison Models</w:t>
+      </w:r>
+    </w:p>
+    <w:p>
+      <w:pPr>
+        <w:rPr>
+          <w:lang w:val="en-US"/>
+        </w:rPr>
+      </w:pPr>
+      <w:r>
+        <w:rPr>
+          <w:lang w:val="en-US"/>
+        </w:rPr>
+        <w:t xml:space="preserve">       </w:t>
+      </w:r>
+      <w:proofErr w:type="spellStart"/>
+      <w:r>
+        <w:rPr>
+          <w:lang w:val="en-US"/>
+        </w:rPr>
+        <w:t>Model_Approach</w:t>
+      </w:r>
+      <w:proofErr w:type="spellEnd"/>
+      <w:r>
+        <w:rPr>
+          <w:lang w:val="en-US"/>
+        </w:rPr>
+        <w:t xml:space="preserve">      AIC   </w:t>
+      </w:r>
+      <w:proofErr w:type="spellStart"/>
+      <w:r>
+        <w:rPr>
+          <w:lang w:val="en-US"/>
+        </w:rPr>
+        <w:t>Test_RMSE</w:t>
+      </w:r>
+      <w:proofErr w:type="spellEnd"/>
+    </w:p>
+    <w:p>
+      <w:pPr>
+        <w:rPr>
+          <w:lang w:val="en-US"/>
+        </w:rPr>
+      </w:pPr>
+      <w:r>
+        <w:rPr>
+          <w:lang w:val="en-US"/>
+        </w:rPr>
+        <w:t>1    Best K Selection 41494.84 48672665525</w:t>
+      </w:r>
+    </w:p>
+    <w:p>
+      <w:pPr>
+        <w:rPr>
+          <w:lang w:val="en-US"/>
+        </w:rPr>
+      </w:pPr>
+      <w:r>
+        <w:rPr>
+          <w:lang w:val="en-US"/>
+        </w:rPr>
+        <w:t xml:space="preserve">2 Best Basis Function </w:t>
+      </w:r>
+      <w:proofErr w:type="gramStart"/>
+      <w:r>
+        <w:rPr>
+          <w:lang w:val="en-US"/>
+        </w:rPr>
+        <w:t>40140.70  1181446062</w:t>
+      </w:r>
+      <w:proofErr w:type="gramEnd"/>
     </w:p>
     <w:p>
       <w:pPr>
@@ -2085,11 +4111,11 @@
     <w:name w:val="Normal"/>
     <w:qFormat/>
   </w:style>
-  <w:style w:type="paragraph" w:styleId="Ttulo1">
+  <w:style w:type="paragraph" w:styleId="Heading1">
     <w:name w:val="heading 1"/>
     <w:basedOn w:val="Normal"/>
     <w:next w:val="Normal"/>
-    <w:link w:val="Ttulo1Car"/>
+    <w:link w:val="Heading1Char"/>
     <w:uiPriority w:val="9"/>
     <w:qFormat/>
     <w:rsid w:val="00FB6DE1"/>
@@ -2106,11 +4132,11 @@
       <w:szCs w:val="40"/>
     </w:rPr>
   </w:style>
-  <w:style w:type="paragraph" w:styleId="Ttulo2">
+  <w:style w:type="paragraph" w:styleId="Heading2">
     <w:name w:val="heading 2"/>
     <w:basedOn w:val="Normal"/>
     <w:next w:val="Normal"/>
-    <w:link w:val="Ttulo2Car"/>
+    <w:link w:val="Heading2Char"/>
     <w:uiPriority w:val="9"/>
     <w:semiHidden/>
     <w:unhideWhenUsed/>
@@ -2129,11 +4155,11 @@
       <w:szCs w:val="32"/>
     </w:rPr>
   </w:style>
-  <w:style w:type="paragraph" w:styleId="Ttulo3">
+  <w:style w:type="paragraph" w:styleId="Heading3">
     <w:name w:val="heading 3"/>
     <w:basedOn w:val="Normal"/>
     <w:next w:val="Normal"/>
-    <w:link w:val="Ttulo3Car"/>
+    <w:link w:val="Heading3Char"/>
     <w:uiPriority w:val="9"/>
     <w:semiHidden/>
     <w:unhideWhenUsed/>
@@ -2152,11 +4178,11 @@
       <w:szCs w:val="28"/>
     </w:rPr>
   </w:style>
-  <w:style w:type="paragraph" w:styleId="Ttulo4">
+  <w:style w:type="paragraph" w:styleId="Heading4">
     <w:name w:val="heading 4"/>
     <w:basedOn w:val="Normal"/>
     <w:next w:val="Normal"/>
-    <w:link w:val="Ttulo4Car"/>
+    <w:link w:val="Heading4Char"/>
     <w:uiPriority w:val="9"/>
     <w:semiHidden/>
     <w:unhideWhenUsed/>
@@ -2175,11 +4201,11 @@
       <w:color w:val="0F4761" w:themeColor="accent1" w:themeShade="BF"/>
     </w:rPr>
   </w:style>
-  <w:style w:type="paragraph" w:styleId="Ttulo5">
+  <w:style w:type="paragraph" w:styleId="Heading5">
     <w:name w:val="heading 5"/>
     <w:basedOn w:val="Normal"/>
     <w:next w:val="Normal"/>
-    <w:link w:val="Ttulo5Car"/>
+    <w:link w:val="Heading5Char"/>
     <w:uiPriority w:val="9"/>
     <w:semiHidden/>
     <w:unhideWhenUsed/>
@@ -2196,11 +4222,11 @@
       <w:color w:val="0F4761" w:themeColor="accent1" w:themeShade="BF"/>
     </w:rPr>
   </w:style>
-  <w:style w:type="paragraph" w:styleId="Ttulo6">
+  <w:style w:type="paragraph" w:styleId="Heading6">
     <w:name w:val="heading 6"/>
     <w:basedOn w:val="Normal"/>
     <w:next w:val="Normal"/>
-    <w:link w:val="Ttulo6Car"/>
+    <w:link w:val="Heading6Char"/>
     <w:uiPriority w:val="9"/>
     <w:semiHidden/>
     <w:unhideWhenUsed/>
@@ -2219,11 +4245,11 @@
       <w:color w:val="595959" w:themeColor="text1" w:themeTint="A6"/>
     </w:rPr>
   </w:style>
-  <w:style w:type="paragraph" w:styleId="Ttulo7">
+  <w:style w:type="paragraph" w:styleId="Heading7">
     <w:name w:val="heading 7"/>
     <w:basedOn w:val="Normal"/>
     <w:next w:val="Normal"/>
-    <w:link w:val="Ttulo7Car"/>
+    <w:link w:val="Heading7Char"/>
     <w:uiPriority w:val="9"/>
     <w:semiHidden/>
     <w:unhideWhenUsed/>
@@ -2240,11 +4266,11 @@
       <w:color w:val="595959" w:themeColor="text1" w:themeTint="A6"/>
     </w:rPr>
   </w:style>
-  <w:style w:type="paragraph" w:styleId="Ttulo8">
+  <w:style w:type="paragraph" w:styleId="Heading8">
     <w:name w:val="heading 8"/>
     <w:basedOn w:val="Normal"/>
     <w:next w:val="Normal"/>
-    <w:link w:val="Ttulo8Car"/>
+    <w:link w:val="Heading8Char"/>
     <w:uiPriority w:val="9"/>
     <w:semiHidden/>
     <w:unhideWhenUsed/>
@@ -2263,11 +4289,11 @@
       <w:color w:val="272727" w:themeColor="text1" w:themeTint="D8"/>
     </w:rPr>
   </w:style>
-  <w:style w:type="paragraph" w:styleId="Ttulo9">
+  <w:style w:type="paragraph" w:styleId="Heading9">
     <w:name w:val="heading 9"/>
     <w:basedOn w:val="Normal"/>
     <w:next w:val="Normal"/>
-    <w:link w:val="Ttulo9Car"/>
+    <w:link w:val="Heading9Char"/>
     <w:uiPriority w:val="9"/>
     <w:semiHidden/>
     <w:unhideWhenUsed/>
@@ -2284,12 +4310,12 @@
       <w:color w:val="272727" w:themeColor="text1" w:themeTint="D8"/>
     </w:rPr>
   </w:style>
-  <w:style w:type="character" w:default="1" w:styleId="Fuentedeprrafopredeter">
+  <w:style w:type="character" w:default="1" w:styleId="DefaultParagraphFont">
     <w:name w:val="Default Paragraph Font"/>
     <w:uiPriority w:val="1"/>
     <w:unhideWhenUsed/>
   </w:style>
-  <w:style w:type="table" w:default="1" w:styleId="Tablanormal">
+  <w:style w:type="table" w:default="1" w:styleId="TableNormal">
     <w:name w:val="Normal Table"/>
     <w:uiPriority w:val="99"/>
     <w:semiHidden/>
@@ -2304,16 +4330,16 @@
       </w:tblCellMar>
     </w:tblPr>
   </w:style>
-  <w:style w:type="numbering" w:default="1" w:styleId="Sinlista">
+  <w:style w:type="numbering" w:default="1" w:styleId="NoList">
     <w:name w:val="No List"/>
     <w:uiPriority w:val="99"/>
     <w:semiHidden/>
     <w:unhideWhenUsed/>
   </w:style>
-  <w:style w:type="character" w:customStyle="1" w:styleId="Ttulo1Car">
-    <w:name w:val="Título 1 Car"/>
-    <w:basedOn w:val="Fuentedeprrafopredeter"/>
-    <w:link w:val="Ttulo1"/>
+  <w:style w:type="character" w:customStyle="1" w:styleId="Heading1Char">
+    <w:name w:val="Heading 1 Char"/>
+    <w:basedOn w:val="DefaultParagraphFont"/>
+    <w:link w:val="Heading1"/>
     <w:uiPriority w:val="9"/>
     <w:rsid w:val="00FB6DE1"/>
     <w:rPr>
@@ -2323,10 +4349,10 @@
       <w:szCs w:val="40"/>
     </w:rPr>
   </w:style>
-  <w:style w:type="character" w:customStyle="1" w:styleId="Ttulo2Car">
-    <w:name w:val="Título 2 Car"/>
-    <w:basedOn w:val="Fuentedeprrafopredeter"/>
-    <w:link w:val="Ttulo2"/>
+  <w:style w:type="character" w:customStyle="1" w:styleId="Heading2Char">
+    <w:name w:val="Heading 2 Char"/>
+    <w:basedOn w:val="DefaultParagraphFont"/>
+    <w:link w:val="Heading2"/>
     <w:uiPriority w:val="9"/>
     <w:semiHidden/>
     <w:rsid w:val="00FB6DE1"/>
@@ -2337,10 +4363,10 @@
       <w:szCs w:val="32"/>
     </w:rPr>
   </w:style>
-  <w:style w:type="character" w:customStyle="1" w:styleId="Ttulo3Car">
-    <w:name w:val="Título 3 Car"/>
-    <w:basedOn w:val="Fuentedeprrafopredeter"/>
-    <w:link w:val="Ttulo3"/>
+  <w:style w:type="character" w:customStyle="1" w:styleId="Heading3Char">
+    <w:name w:val="Heading 3 Char"/>
+    <w:basedOn w:val="DefaultParagraphFont"/>
+    <w:link w:val="Heading3"/>
     <w:uiPriority w:val="9"/>
     <w:semiHidden/>
     <w:rsid w:val="00FB6DE1"/>
@@ -2351,10 +4377,10 @@
       <w:szCs w:val="28"/>
     </w:rPr>
   </w:style>
-  <w:style w:type="character" w:customStyle="1" w:styleId="Ttulo4Car">
-    <w:name w:val="Título 4 Car"/>
-    <w:basedOn w:val="Fuentedeprrafopredeter"/>
-    <w:link w:val="Ttulo4"/>
+  <w:style w:type="character" w:customStyle="1" w:styleId="Heading4Char">
+    <w:name w:val="Heading 4 Char"/>
+    <w:basedOn w:val="DefaultParagraphFont"/>
+    <w:link w:val="Heading4"/>
     <w:uiPriority w:val="9"/>
     <w:semiHidden/>
     <w:rsid w:val="00FB6DE1"/>
@@ -2365,10 +4391,10 @@
       <w:color w:val="0F4761" w:themeColor="accent1" w:themeShade="BF"/>
     </w:rPr>
   </w:style>
-  <w:style w:type="character" w:customStyle="1" w:styleId="Ttulo5Car">
-    <w:name w:val="Título 5 Car"/>
-    <w:basedOn w:val="Fuentedeprrafopredeter"/>
-    <w:link w:val="Ttulo5"/>
+  <w:style w:type="character" w:customStyle="1" w:styleId="Heading5Char">
+    <w:name w:val="Heading 5 Char"/>
+    <w:basedOn w:val="DefaultParagraphFont"/>
+    <w:link w:val="Heading5"/>
     <w:uiPriority w:val="9"/>
     <w:semiHidden/>
     <w:rsid w:val="00FB6DE1"/>
@@ -2377,10 +4403,10 @@
       <w:color w:val="0F4761" w:themeColor="accent1" w:themeShade="BF"/>
     </w:rPr>
   </w:style>
-  <w:style w:type="character" w:customStyle="1" w:styleId="Ttulo6Car">
-    <w:name w:val="Título 6 Car"/>
-    <w:basedOn w:val="Fuentedeprrafopredeter"/>
-    <w:link w:val="Ttulo6"/>
+  <w:style w:type="character" w:customStyle="1" w:styleId="Heading6Char">
+    <w:name w:val="Heading 6 Char"/>
+    <w:basedOn w:val="DefaultParagraphFont"/>
+    <w:link w:val="Heading6"/>
     <w:uiPriority w:val="9"/>
     <w:semiHidden/>
     <w:rsid w:val="00FB6DE1"/>
@@ -2391,10 +4417,10 @@
       <w:color w:val="595959" w:themeColor="text1" w:themeTint="A6"/>
     </w:rPr>
   </w:style>
-  <w:style w:type="character" w:customStyle="1" w:styleId="Ttulo7Car">
-    <w:name w:val="Título 7 Car"/>
-    <w:basedOn w:val="Fuentedeprrafopredeter"/>
-    <w:link w:val="Ttulo7"/>
+  <w:style w:type="character" w:customStyle="1" w:styleId="Heading7Char">
+    <w:name w:val="Heading 7 Char"/>
+    <w:basedOn w:val="DefaultParagraphFont"/>
+    <w:link w:val="Heading7"/>
     <w:uiPriority w:val="9"/>
     <w:semiHidden/>
     <w:rsid w:val="00FB6DE1"/>
@@ -2403,10 +4429,10 @@
       <w:color w:val="595959" w:themeColor="text1" w:themeTint="A6"/>
     </w:rPr>
   </w:style>
-  <w:style w:type="character" w:customStyle="1" w:styleId="Ttulo8Car">
-    <w:name w:val="Título 8 Car"/>
-    <w:basedOn w:val="Fuentedeprrafopredeter"/>
-    <w:link w:val="Ttulo8"/>
+  <w:style w:type="character" w:customStyle="1" w:styleId="Heading8Char">
+    <w:name w:val="Heading 8 Char"/>
+    <w:basedOn w:val="DefaultParagraphFont"/>
+    <w:link w:val="Heading8"/>
     <w:uiPriority w:val="9"/>
     <w:semiHidden/>
     <w:rsid w:val="00FB6DE1"/>
@@ -2417,10 +4443,10 @@
       <w:color w:val="272727" w:themeColor="text1" w:themeTint="D8"/>
     </w:rPr>
   </w:style>
-  <w:style w:type="character" w:customStyle="1" w:styleId="Ttulo9Car">
-    <w:name w:val="Título 9 Car"/>
-    <w:basedOn w:val="Fuentedeprrafopredeter"/>
-    <w:link w:val="Ttulo9"/>
+  <w:style w:type="character" w:customStyle="1" w:styleId="Heading9Char">
+    <w:name w:val="Heading 9 Char"/>
+    <w:basedOn w:val="DefaultParagraphFont"/>
+    <w:link w:val="Heading9"/>
     <w:uiPriority w:val="9"/>
     <w:semiHidden/>
     <w:rsid w:val="00FB6DE1"/>
@@ -2429,11 +4455,11 @@
       <w:color w:val="272727" w:themeColor="text1" w:themeTint="D8"/>
     </w:rPr>
   </w:style>
-  <w:style w:type="paragraph" w:styleId="Ttulo">
+  <w:style w:type="paragraph" w:styleId="Title">
     <w:name w:val="Title"/>
     <w:basedOn w:val="Normal"/>
     <w:next w:val="Normal"/>
-    <w:link w:val="TtuloCar"/>
+    <w:link w:val="TitleChar"/>
     <w:uiPriority w:val="10"/>
     <w:qFormat/>
     <w:rsid w:val="00FB6DE1"/>
@@ -2449,10 +4475,10 @@
       <w:szCs w:val="56"/>
     </w:rPr>
   </w:style>
-  <w:style w:type="character" w:customStyle="1" w:styleId="TtuloCar">
-    <w:name w:val="Título Car"/>
-    <w:basedOn w:val="Fuentedeprrafopredeter"/>
-    <w:link w:val="Ttulo"/>
+  <w:style w:type="character" w:customStyle="1" w:styleId="TitleChar">
+    <w:name w:val="Title Char"/>
+    <w:basedOn w:val="DefaultParagraphFont"/>
+    <w:link w:val="Title"/>
     <w:uiPriority w:val="10"/>
     <w:rsid w:val="00FB6DE1"/>
     <w:rPr>
@@ -2463,11 +4489,11 @@
       <w:szCs w:val="56"/>
     </w:rPr>
   </w:style>
-  <w:style w:type="paragraph" w:styleId="Subttulo">
+  <w:style w:type="paragraph" w:styleId="Subtitle">
     <w:name w:val="Subtitle"/>
     <w:basedOn w:val="Normal"/>
     <w:next w:val="Normal"/>
-    <w:link w:val="SubttuloCar"/>
+    <w:link w:val="SubtitleChar"/>
     <w:uiPriority w:val="11"/>
     <w:qFormat/>
     <w:rsid w:val="00FB6DE1"/>
@@ -2484,10 +4510,10 @@
       <w:szCs w:val="28"/>
     </w:rPr>
   </w:style>
-  <w:style w:type="character" w:customStyle="1" w:styleId="SubttuloCar">
-    <w:name w:val="Subtítulo Car"/>
-    <w:basedOn w:val="Fuentedeprrafopredeter"/>
-    <w:link w:val="Subttulo"/>
+  <w:style w:type="character" w:customStyle="1" w:styleId="SubtitleChar">
+    <w:name w:val="Subtitle Char"/>
+    <w:basedOn w:val="DefaultParagraphFont"/>
+    <w:link w:val="Subtitle"/>
     <w:uiPriority w:val="11"/>
     <w:rsid w:val="00FB6DE1"/>
     <w:rPr>
@@ -2498,11 +4524,11 @@
       <w:szCs w:val="28"/>
     </w:rPr>
   </w:style>
-  <w:style w:type="paragraph" w:styleId="Cita">
+  <w:style w:type="paragraph" w:styleId="Quote">
     <w:name w:val="Quote"/>
     <w:basedOn w:val="Normal"/>
     <w:next w:val="Normal"/>
-    <w:link w:val="CitaCar"/>
+    <w:link w:val="QuoteChar"/>
     <w:uiPriority w:val="29"/>
     <w:qFormat/>
     <w:rsid w:val="00FB6DE1"/>
@@ -2516,10 +4542,10 @@
       <w:color w:val="404040" w:themeColor="text1" w:themeTint="BF"/>
     </w:rPr>
   </w:style>
-  <w:style w:type="character" w:customStyle="1" w:styleId="CitaCar">
-    <w:name w:val="Cita Car"/>
-    <w:basedOn w:val="Fuentedeprrafopredeter"/>
-    <w:link w:val="Cita"/>
+  <w:style w:type="character" w:customStyle="1" w:styleId="QuoteChar">
+    <w:name w:val="Quote Char"/>
+    <w:basedOn w:val="DefaultParagraphFont"/>
+    <w:link w:val="Quote"/>
     <w:uiPriority w:val="29"/>
     <w:rsid w:val="00FB6DE1"/>
     <w:rPr>
@@ -2528,7 +4554,7 @@
       <w:color w:val="404040" w:themeColor="text1" w:themeTint="BF"/>
     </w:rPr>
   </w:style>
-  <w:style w:type="paragraph" w:styleId="Prrafodelista">
+  <w:style w:type="paragraph" w:styleId="ListParagraph">
     <w:name w:val="List Paragraph"/>
     <w:basedOn w:val="Normal"/>
     <w:uiPriority w:val="34"/>
@@ -2539,9 +4565,9 @@
       <w:contextualSpacing/>
     </w:pPr>
   </w:style>
-  <w:style w:type="character" w:styleId="nfasisintenso">
+  <w:style w:type="character" w:styleId="IntenseEmphasis">
     <w:name w:val="Intense Emphasis"/>
-    <w:basedOn w:val="Fuentedeprrafopredeter"/>
+    <w:basedOn w:val="DefaultParagraphFont"/>
     <w:uiPriority w:val="21"/>
     <w:qFormat/>
     <w:rsid w:val="00FB6DE1"/>
@@ -2551,11 +4577,11 @@
       <w:color w:val="0F4761" w:themeColor="accent1" w:themeShade="BF"/>
     </w:rPr>
   </w:style>
-  <w:style w:type="paragraph" w:styleId="Citadestacada">
+  <w:style w:type="paragraph" w:styleId="IntenseQuote">
     <w:name w:val="Intense Quote"/>
     <w:basedOn w:val="Normal"/>
     <w:next w:val="Normal"/>
-    <w:link w:val="CitadestacadaCar"/>
+    <w:link w:val="IntenseQuoteChar"/>
     <w:uiPriority w:val="30"/>
     <w:qFormat/>
     <w:rsid w:val="00FB6DE1"/>
@@ -2574,10 +4600,10 @@
       <w:color w:val="0F4761" w:themeColor="accent1" w:themeShade="BF"/>
     </w:rPr>
   </w:style>
-  <w:style w:type="character" w:customStyle="1" w:styleId="CitadestacadaCar">
-    <w:name w:val="Cita destacada Car"/>
-    <w:basedOn w:val="Fuentedeprrafopredeter"/>
-    <w:link w:val="Citadestacada"/>
+  <w:style w:type="character" w:customStyle="1" w:styleId="IntenseQuoteChar">
+    <w:name w:val="Intense Quote Char"/>
+    <w:basedOn w:val="DefaultParagraphFont"/>
+    <w:link w:val="IntenseQuote"/>
     <w:uiPriority w:val="30"/>
     <w:rsid w:val="00FB6DE1"/>
     <w:rPr>
@@ -2586,9 +4612,9 @@
       <w:color w:val="0F4761" w:themeColor="accent1" w:themeShade="BF"/>
     </w:rPr>
   </w:style>
-  <w:style w:type="character" w:styleId="Referenciaintensa">
+  <w:style w:type="character" w:styleId="IntenseReference">
     <w:name w:val="Intense Reference"/>
-    <w:basedOn w:val="Fuentedeprrafopredeter"/>
+    <w:basedOn w:val="DefaultParagraphFont"/>
     <w:uiPriority w:val="32"/>
     <w:qFormat/>
     <w:rsid w:val="00FB6DE1"/>
